--- a/DAY-7.docx
+++ b/DAY-7.docx
@@ -2,7 +2,5011 @@
 <file path=word/document.xml><?xml version="1.0" encoding="utf-8"?>
 <w:document xmlns:wpc="http://schemas.microsoft.com/office/word/2010/wordprocessingCanvas" xmlns:cx="http://schemas.microsoft.com/office/drawing/2014/chartex" xmlns:cx1="http://schemas.microsoft.com/office/drawing/2015/9/8/chartex" xmlns:cx2="http://schemas.microsoft.com/office/drawing/2015/10/21/chartex" xmlns:cx3="http://schemas.microsoft.com/office/drawing/2016/5/9/chartex" xmlns:cx4="http://schemas.microsoft.com/office/drawing/2016/5/10/chartex" xmlns:cx5="http://schemas.microsoft.com/office/drawing/2016/5/11/chartex" xmlns:cx6="http://schemas.microsoft.com/office/drawing/2016/5/12/chartex" xmlns:cx7="http://schemas.microsoft.com/office/drawing/2016/5/13/chartex" xmlns:cx8="http://schemas.microsoft.com/office/drawing/2016/5/14/chartex" xmlns:mc="http://schemas.openxmlformats.org/markup-compatibility/2006" xmlns:aink="http://schemas.microsoft.com/office/drawing/2016/ink" xmlns:am3d="http://schemas.microsoft.com/office/drawing/2017/model3d" xmlns:o="urn:schemas-microsoft-com:office:office" xmlns:oel="http://schemas.microsoft.com/office/2019/extlst" xmlns:r="http://schemas.openxmlformats.org/officeDocument/2006/relationships" xmlns:m="http://schemas.openxmlformats.org/officeDocument/2006/math" xmlns:v="urn:schemas-microsoft-com:vml" xmlns:wp14="http://schemas.microsoft.com/office/word/2010/wordprocessingDrawing" xmlns:wp="http://schemas.openxmlformats.org/drawingml/2006/wordprocessingDrawing" xmlns:w10="urn:schemas-microsoft-com:office:word" xmlns:w="http://schemas.openxmlformats.org/wordprocessingml/2006/main" xmlns:w14="http://schemas.microsoft.com/office/word/2010/wordml" xmlns:w15="http://schemas.microsoft.com/office/word/2012/wordml" xmlns:w16cex="http://schemas.microsoft.com/office/word/2018/wordml/cex" xmlns:w16cid="http://schemas.microsoft.com/office/word/2016/wordml/cid" xmlns:w16="http://schemas.microsoft.com/office/word/2018/wordml" xmlns:w16du="http://schemas.microsoft.com/office/word/2023/wordml/word16du" xmlns:w16sdtdh="http://schemas.microsoft.com/office/word/2020/wordml/sdtdatahash" xmlns:w16sdtfl="http://schemas.microsoft.com/office/word/2024/wordml/sdtformatlock" xmlns:w16se="http://schemas.microsoft.com/office/word/2015/wordml/symex" xmlns:wpg="http://schemas.microsoft.com/office/word/2010/wordprocessingGroup" xmlns:wpi="http://schemas.microsoft.com/office/word/2010/wordprocessingInk" xmlns:wne="http://schemas.microsoft.com/office/word/2006/wordml" xmlns:wps="http://schemas.microsoft.com/office/word/2010/wordprocessingShape" mc:Ignorable="w14 w15 w16se w16cid w16 w16cex w16sdtdh w16sdtfl w16du wp14">
   <w:body>
+    <w:p>
+      <w:pPr>
+        <w:rPr>
+          <w:b/>
+          <w:bCs/>
+        </w:rPr>
+      </w:pPr>
+      <w:r>
+        <w:rPr>
+          <w:b/>
+          <w:bCs/>
+        </w:rPr>
+        <w:t>Constraints in MySQL</w:t>
+      </w:r>
+    </w:p>
+    <w:p>
+      <w:pPr>
+        <w:rPr>
+          <w:b/>
+          <w:bCs/>
+        </w:rPr>
+      </w:pPr>
+      <w:r>
+        <w:rPr>
+          <w:b/>
+          <w:bCs/>
+        </w:rPr>
+        <w:t>What are Constraints?</w:t>
+      </w:r>
+    </w:p>
+    <w:p>
+      <w:r>
+        <w:rPr>
+          <w:b/>
+          <w:bCs/>
+        </w:rPr>
+        <w:t>Constraints</w:t>
+      </w:r>
+      <w:r>
+        <w:t xml:space="preserve"> are rules applied to table columns in MySQL to ensure that only </w:t>
+      </w:r>
+      <w:r>
+        <w:rPr>
+          <w:b/>
+          <w:bCs/>
+        </w:rPr>
+        <w:t>valid and accurate data</w:t>
+      </w:r>
+      <w:r>
+        <w:t xml:space="preserve"> is stored in the database.</w:t>
+      </w:r>
+    </w:p>
+    <w:p>
+      <w:r>
+        <w:t>In simple words:</w:t>
+      </w:r>
+    </w:p>
+    <w:p>
+      <w:r>
+        <w:rPr>
+          <w:b/>
+          <w:bCs/>
+        </w:rPr>
+        <w:t>Constraints = Rules that control the data entered into a table.</w:t>
+      </w:r>
+    </w:p>
+    <w:p>
+      <w:pPr>
+        <w:rPr>
+          <w:b/>
+          <w:bCs/>
+        </w:rPr>
+      </w:pPr>
+      <w:r>
+        <w:rPr>
+          <w:b/>
+          <w:bCs/>
+        </w:rPr>
+        <w:t>Why do we use constraints?</w:t>
+      </w:r>
+    </w:p>
+    <w:p>
+      <w:r>
+        <w:t>Constraints are used to:</w:t>
+      </w:r>
+    </w:p>
+    <w:p>
+      <w:pPr>
+        <w:numPr>
+          <w:ilvl w:val="0"/>
+          <w:numId w:val="2"/>
+        </w:numPr>
+      </w:pPr>
+      <w:r>
+        <w:t> Maintain data integrity</w:t>
+      </w:r>
+    </w:p>
+    <w:p>
+      <w:pPr>
+        <w:numPr>
+          <w:ilvl w:val="0"/>
+          <w:numId w:val="2"/>
+        </w:numPr>
+      </w:pPr>
+      <w:r>
+        <w:t> Prevent invalid data entry</w:t>
+      </w:r>
+    </w:p>
+    <w:p>
+      <w:pPr>
+        <w:numPr>
+          <w:ilvl w:val="0"/>
+          <w:numId w:val="2"/>
+        </w:numPr>
+      </w:pPr>
+      <w:r>
+        <w:t> Avoid duplicate records</w:t>
+      </w:r>
+    </w:p>
+    <w:p>
+      <w:pPr>
+        <w:numPr>
+          <w:ilvl w:val="0"/>
+          <w:numId w:val="2"/>
+        </w:numPr>
+      </w:pPr>
+      <w:r>
+        <w:t> Ensure relationships between tables</w:t>
+      </w:r>
+    </w:p>
+    <w:p>
+      <w:pPr>
+        <w:numPr>
+          <w:ilvl w:val="0"/>
+          <w:numId w:val="2"/>
+        </w:numPr>
+      </w:pPr>
+      <w:r>
+        <w:t> Make the database reliable and consistent</w:t>
+      </w:r>
+    </w:p>
+    <w:p>
+      <w:r>
+        <w:t xml:space="preserve">integrity </w:t>
+      </w:r>
+      <w:proofErr w:type="gramStart"/>
+      <w:r>
+        <w:t>constraints:-</w:t>
+      </w:r>
+      <w:proofErr w:type="gramEnd"/>
+    </w:p>
+    <w:p>
+      <w:r>
+        <w:t>•</w:t>
+      </w:r>
+      <w:r>
+        <w:tab/>
+        <w:t>1) NOT NULL</w:t>
+      </w:r>
+    </w:p>
+    <w:p>
+      <w:r>
+        <w:t>•</w:t>
+      </w:r>
+      <w:r>
+        <w:tab/>
+        <w:t>2) UNIQUE</w:t>
+      </w:r>
+    </w:p>
+    <w:p>
+      <w:r>
+        <w:t>•</w:t>
+      </w:r>
+      <w:r>
+        <w:tab/>
+        <w:t>3) PRIMARY KEY</w:t>
+      </w:r>
+    </w:p>
+    <w:p>
+      <w:r>
+        <w:t>.        4) composite key</w:t>
+      </w:r>
+    </w:p>
+    <w:p>
+      <w:r>
+        <w:t>•</w:t>
+      </w:r>
+      <w:r>
+        <w:tab/>
+        <w:t>5) FOREIGN KEY or REFERENCECIAL INTEGRITY</w:t>
+      </w:r>
+    </w:p>
+    <w:p>
+      <w:r>
+        <w:t>•</w:t>
+      </w:r>
+      <w:r>
+        <w:tab/>
+      </w:r>
+      <w:proofErr w:type="gramStart"/>
+      <w:r>
+        <w:t>6)CHECK</w:t>
+      </w:r>
+      <w:proofErr w:type="gramEnd"/>
+    </w:p>
+    <w:p>
+      <w:r>
+        <w:t>        7) default constraint</w:t>
+      </w:r>
+    </w:p>
+    <w:p>
+      <w:r>
+        <w:t> </w:t>
+      </w:r>
+    </w:p>
+    <w:p>
+      <w:pPr>
+        <w:rPr>
+          <w:b/>
+          <w:bCs/>
+        </w:rPr>
+      </w:pPr>
+      <w:r>
+        <w:t>Integrity Constraints in MySQL</w:t>
+      </w:r>
+    </w:p>
+    <w:p>
+      <w:r>
+        <w:t>Integrity constraints are rules that ensure the accuracy, consistency, and reliability of data stored in a database.</w:t>
+      </w:r>
+    </w:p>
+    <w:p>
+      <w:r>
+        <w:pict w14:anchorId="60ACEB99">
+          <v:rect id="_x0000_i1133" style="width:0;height:1.5pt" o:hralign="center" o:hrstd="t" o:hr="t" fillcolor="#a0a0a0" stroked="f"/>
+        </w:pict>
+      </w:r>
+    </w:p>
+    <w:p>
+      <w:pPr>
+        <w:rPr>
+          <w:b/>
+          <w:bCs/>
+        </w:rPr>
+      </w:pPr>
+      <w:r>
+        <w:t>1) NOT NULL Constraint</w:t>
+      </w:r>
+    </w:p>
+    <w:p>
+      <w:pPr>
+        <w:rPr>
+          <w:b/>
+          <w:bCs/>
+        </w:rPr>
+      </w:pPr>
+      <w:r>
+        <w:t>Definition</w:t>
+      </w:r>
+    </w:p>
+    <w:p>
+      <w:r>
+        <w:lastRenderedPageBreak/>
+        <w:t>The NOT NULL constraint ensures that a column cannot contain NULL (empty) values. Every row must have a value for that column.</w:t>
+      </w:r>
+    </w:p>
+    <w:p>
+      <w:pPr>
+        <w:rPr>
+          <w:b/>
+          <w:bCs/>
+        </w:rPr>
+      </w:pPr>
+      <w:r>
+        <w:t>Example</w:t>
+      </w:r>
+    </w:p>
+    <w:p>
+      <w:r>
+        <w:t>CREATE TABLE employees (</w:t>
+      </w:r>
+    </w:p>
+    <w:p>
+      <w:r>
+        <w:t>    </w:t>
+      </w:r>
+      <w:proofErr w:type="spellStart"/>
+      <w:r>
+        <w:t>emp_id</w:t>
+      </w:r>
+      <w:proofErr w:type="spellEnd"/>
+      <w:r>
+        <w:t xml:space="preserve"> INT,</w:t>
+      </w:r>
+    </w:p>
+    <w:p>
+      <w:r>
+        <w:t>    </w:t>
+      </w:r>
+      <w:proofErr w:type="spellStart"/>
+      <w:r>
+        <w:t>emp_name</w:t>
+      </w:r>
+      <w:proofErr w:type="spellEnd"/>
+      <w:r>
+        <w:t xml:space="preserve"> </w:t>
+      </w:r>
+      <w:proofErr w:type="gramStart"/>
+      <w:r>
+        <w:t>VARCHAR(</w:t>
+      </w:r>
+      <w:proofErr w:type="gramEnd"/>
+      <w:r>
+        <w:t>50) NOT NULL,</w:t>
+      </w:r>
+    </w:p>
+    <w:p>
+      <w:r>
+        <w:t xml:space="preserve">    salary </w:t>
+      </w:r>
+      <w:proofErr w:type="gramStart"/>
+      <w:r>
+        <w:t>DECIMAL(</w:t>
+      </w:r>
+      <w:proofErr w:type="gramEnd"/>
+      <w:r>
+        <w:t>10,2)</w:t>
+      </w:r>
+    </w:p>
+    <w:p>
+      <w:r>
+        <w:t>);</w:t>
+      </w:r>
+    </w:p>
+    <w:p>
+      <w:pPr>
+        <w:rPr>
+          <w:b/>
+          <w:bCs/>
+        </w:rPr>
+      </w:pPr>
+      <w:r>
+        <w:t>Insert Valid Record</w:t>
+      </w:r>
+    </w:p>
+    <w:p>
+      <w:r>
+        <w:t>INSERT INTO employees VALUES</w:t>
+      </w:r>
+    </w:p>
+    <w:p>
+      <w:pPr>
+        <w:rPr>
+          <w:b/>
+          <w:bCs/>
+        </w:rPr>
+      </w:pPr>
+      <w:r>
+        <w:t>(101, 'Ravi', 35000);</w:t>
+      </w:r>
+    </w:p>
+    <w:p>
+      <w:pPr>
+        <w:rPr>
+          <w:b/>
+          <w:bCs/>
+        </w:rPr>
+      </w:pPr>
+      <w:r>
+        <w:t>Insert Invalid Record</w:t>
+      </w:r>
+    </w:p>
+    <w:p>
+      <w:r>
+        <w:t>INSERT INTO employees VALUES</w:t>
+      </w:r>
+    </w:p>
+    <w:p>
+      <w:pPr>
+        <w:rPr>
+          <w:b/>
+          <w:bCs/>
+        </w:rPr>
+      </w:pPr>
+      <w:r>
+        <w:t>(102, NULL, 40000);</w:t>
+      </w:r>
+    </w:p>
+    <w:p>
+      <w:pPr>
+        <w:rPr>
+          <w:b/>
+          <w:bCs/>
+        </w:rPr>
+      </w:pPr>
+      <w:r>
+        <w:t>Output</w:t>
+      </w:r>
+    </w:p>
+    <w:p>
+      <w:r>
+        <w:t>ERROR:</w:t>
+      </w:r>
+    </w:p>
+    <w:p>
+      <w:r>
+        <w:t>Column '</w:t>
+      </w:r>
+      <w:proofErr w:type="spellStart"/>
+      <w:r>
+        <w:t>emp_name</w:t>
+      </w:r>
+      <w:proofErr w:type="spellEnd"/>
+      <w:r>
+        <w:t>' cannot be null</w:t>
+      </w:r>
+    </w:p>
+    <w:p>
+      <w:r>
+        <w:pict w14:anchorId="64D7290B">
+          <v:rect id="_x0000_i1134" style="width:0;height:1.5pt" o:hralign="center" o:hrstd="t" o:hr="t" fillcolor="#a0a0a0" stroked="f"/>
+        </w:pict>
+      </w:r>
+    </w:p>
+    <w:p>
+      <w:pPr>
+        <w:rPr>
+          <w:b/>
+          <w:bCs/>
+        </w:rPr>
+      </w:pPr>
+      <w:r>
+        <w:t>2) UNIQUE Constraint</w:t>
+      </w:r>
+    </w:p>
+    <w:p>
+      <w:pPr>
+        <w:rPr>
+          <w:b/>
+          <w:bCs/>
+        </w:rPr>
+      </w:pPr>
+      <w:r>
+        <w:t>Definition</w:t>
+      </w:r>
+    </w:p>
+    <w:p>
+      <w:r>
+        <w:t>The UNIQUE constraint ensures that all values in a column are different. Duplicate values are not allowed.</w:t>
+      </w:r>
+    </w:p>
+    <w:p>
+      <w:pPr>
+        <w:rPr>
+          <w:b/>
+          <w:bCs/>
+        </w:rPr>
+      </w:pPr>
+      <w:r>
+        <w:t>Example</w:t>
+      </w:r>
+    </w:p>
+    <w:p>
+      <w:r>
+        <w:t>CREATE TABLE students (</w:t>
+      </w:r>
+    </w:p>
+    <w:p>
+      <w:r>
+        <w:t>    </w:t>
+      </w:r>
+      <w:proofErr w:type="spellStart"/>
+      <w:r>
+        <w:t>student_id</w:t>
+      </w:r>
+      <w:proofErr w:type="spellEnd"/>
+      <w:r>
+        <w:t xml:space="preserve"> INT UNIQUE,</w:t>
+      </w:r>
+    </w:p>
+    <w:p>
+      <w:r>
+        <w:t xml:space="preserve">    email </w:t>
+      </w:r>
+      <w:proofErr w:type="gramStart"/>
+      <w:r>
+        <w:t>VARCHAR(</w:t>
+      </w:r>
+      <w:proofErr w:type="gramEnd"/>
+      <w:r>
+        <w:t>100</w:t>
+      </w:r>
+      <w:proofErr w:type="gramStart"/>
+      <w:r>
+        <w:t>) ,</w:t>
+      </w:r>
+      <w:proofErr w:type="gramEnd"/>
+    </w:p>
+    <w:p>
+      <w:r>
+        <w:t xml:space="preserve">    name </w:t>
+      </w:r>
+      <w:proofErr w:type="gramStart"/>
+      <w:r>
+        <w:t>VARCHAR(</w:t>
+      </w:r>
+      <w:proofErr w:type="gramEnd"/>
+      <w:r>
+        <w:t>50)</w:t>
+      </w:r>
+    </w:p>
+    <w:p>
+      <w:r>
+        <w:t>);</w:t>
+      </w:r>
+    </w:p>
+    <w:p>
+      <w:pPr>
+        <w:rPr>
+          <w:b/>
+          <w:bCs/>
+        </w:rPr>
+      </w:pPr>
+      <w:r>
+        <w:t>Insert Records</w:t>
+      </w:r>
+    </w:p>
+    <w:p>
+      <w:r>
+        <w:lastRenderedPageBreak/>
+        <w:t>INSERT INTO students VALUES</w:t>
+      </w:r>
+    </w:p>
+    <w:p>
+      <w:r>
+        <w:t>(1, 'ravi@gmail.com', 'Ravi');</w:t>
+      </w:r>
+    </w:p>
     <w:p/>
+    <w:p>
+      <w:r>
+        <w:t>INSERT INTO students VALUES</w:t>
+      </w:r>
+    </w:p>
+    <w:p>
+      <w:r>
+        <w:t>(2, 'priya@gmail.com', 'Priya');</w:t>
+      </w:r>
+    </w:p>
+    <w:p>
+      <w:pPr>
+        <w:rPr>
+          <w:b/>
+          <w:bCs/>
+        </w:rPr>
+      </w:pPr>
+      <w:r>
+        <w:t>Duplicate Value</w:t>
+      </w:r>
+    </w:p>
+    <w:p>
+      <w:r>
+        <w:t>INSERT INTO students VALUES</w:t>
+      </w:r>
+    </w:p>
+    <w:p>
+      <w:r>
+        <w:t>(3, 'ravi@gmail.com', 'Mahesh');</w:t>
+      </w:r>
+    </w:p>
+    <w:p>
+      <w:pPr>
+        <w:rPr>
+          <w:b/>
+          <w:bCs/>
+        </w:rPr>
+      </w:pPr>
+      <w:r>
+        <w:t>Output</w:t>
+      </w:r>
+    </w:p>
+    <w:p>
+      <w:r>
+        <w:t>ERROR:</w:t>
+      </w:r>
+    </w:p>
+    <w:p>
+      <w:r>
+        <w:t>Duplicate entry 'ravi@gmail.com' for key</w:t>
+      </w:r>
+    </w:p>
+    <w:p>
+      <w:r>
+        <w:pict w14:anchorId="2D4E6A62">
+          <v:rect id="_x0000_i1135" style="width:0;height:1.5pt" o:hralign="center" o:hrstd="t" o:hr="t" fillcolor="#a0a0a0" stroked="f"/>
+        </w:pict>
+      </w:r>
+    </w:p>
+    <w:p>
+      <w:pPr>
+        <w:rPr>
+          <w:b/>
+          <w:bCs/>
+        </w:rPr>
+      </w:pPr>
+      <w:r>
+        <w:t>3) PRIMARY KEY Constraint</w:t>
+      </w:r>
+    </w:p>
+    <w:p>
+      <w:pPr>
+        <w:rPr>
+          <w:b/>
+          <w:bCs/>
+        </w:rPr>
+      </w:pPr>
+      <w:r>
+        <w:t>Definition</w:t>
+      </w:r>
+    </w:p>
+    <w:p>
+      <w:r>
+        <w:t>A PRIMARY KEY uniquely identifies every row in a table.</w:t>
+      </w:r>
+    </w:p>
+    <w:p>
+      <w:pPr>
+        <w:rPr>
+          <w:b/>
+          <w:bCs/>
+        </w:rPr>
+      </w:pPr>
+      <w:r>
+        <w:t>Rules</w:t>
+      </w:r>
+    </w:p>
+    <w:p>
+      <w:pPr>
+        <w:numPr>
+          <w:ilvl w:val="0"/>
+          <w:numId w:val="3"/>
+        </w:numPr>
+      </w:pPr>
+      <w:r>
+        <w:t>Cannot contain NULL values.</w:t>
+      </w:r>
+    </w:p>
+    <w:p>
+      <w:pPr>
+        <w:numPr>
+          <w:ilvl w:val="0"/>
+          <w:numId w:val="3"/>
+        </w:numPr>
+      </w:pPr>
+      <w:r>
+        <w:t>Cannot contain duplicate values.</w:t>
+      </w:r>
+    </w:p>
+    <w:p>
+      <w:pPr>
+        <w:numPr>
+          <w:ilvl w:val="0"/>
+          <w:numId w:val="3"/>
+        </w:numPr>
+      </w:pPr>
+      <w:r>
+        <w:t>Only one Primary Key per table.</w:t>
+      </w:r>
+    </w:p>
+    <w:p>
+      <w:pPr>
+        <w:rPr>
+          <w:b/>
+          <w:bCs/>
+        </w:rPr>
+      </w:pPr>
+      <w:r>
+        <w:t>Example</w:t>
+      </w:r>
+    </w:p>
+    <w:p>
+      <w:r>
+        <w:t>CREATE TABLE products (</w:t>
+      </w:r>
+    </w:p>
+    <w:p>
+      <w:r>
+        <w:t>    </w:t>
+      </w:r>
+      <w:proofErr w:type="spellStart"/>
+      <w:r>
+        <w:t>product_id</w:t>
+      </w:r>
+      <w:proofErr w:type="spellEnd"/>
+      <w:r>
+        <w:t xml:space="preserve"> INT PRIMARY KEY,</w:t>
+      </w:r>
+    </w:p>
+    <w:p>
+      <w:r>
+        <w:t>    </w:t>
+      </w:r>
+      <w:proofErr w:type="spellStart"/>
+      <w:r>
+        <w:t>product_name</w:t>
+      </w:r>
+      <w:proofErr w:type="spellEnd"/>
+      <w:r>
+        <w:t xml:space="preserve"> </w:t>
+      </w:r>
+      <w:proofErr w:type="gramStart"/>
+      <w:r>
+        <w:t>VARCHAR(</w:t>
+      </w:r>
+      <w:proofErr w:type="gramEnd"/>
+      <w:r>
+        <w:t>50),</w:t>
+      </w:r>
+    </w:p>
+    <w:p>
+      <w:r>
+        <w:t xml:space="preserve">    price </w:t>
+      </w:r>
+      <w:proofErr w:type="gramStart"/>
+      <w:r>
+        <w:t>DECIMAL(</w:t>
+      </w:r>
+      <w:proofErr w:type="gramEnd"/>
+      <w:r>
+        <w:t>10,2)</w:t>
+      </w:r>
+    </w:p>
+    <w:p>
+      <w:r>
+        <w:t>);</w:t>
+      </w:r>
+    </w:p>
+    <w:p>
+      <w:pPr>
+        <w:rPr>
+          <w:b/>
+          <w:bCs/>
+        </w:rPr>
+      </w:pPr>
+      <w:r>
+        <w:t>Insert Records</w:t>
+      </w:r>
+    </w:p>
+    <w:p>
+      <w:r>
+        <w:t>INSERT INTO products VALUES</w:t>
+      </w:r>
+    </w:p>
+    <w:p>
+      <w:r>
+        <w:t>(101, 'Laptop', 55000);</w:t>
+      </w:r>
+    </w:p>
+    <w:p/>
+    <w:p>
+      <w:r>
+        <w:t>INSERT INTO products VALUES</w:t>
+      </w:r>
+    </w:p>
+    <w:p>
+      <w:r>
+        <w:t>(102, 'Mouse', 800);</w:t>
+      </w:r>
+    </w:p>
+    <w:p>
+      <w:pPr>
+        <w:rPr>
+          <w:b/>
+          <w:bCs/>
+        </w:rPr>
+      </w:pPr>
+      <w:r>
+        <w:t>Duplicate Primary Key</w:t>
+      </w:r>
+    </w:p>
+    <w:p>
+      <w:r>
+        <w:t>INSERT INTO products VALUES</w:t>
+      </w:r>
+    </w:p>
+    <w:p>
+      <w:r>
+        <w:t>(101, 'Keyboard', 1200);</w:t>
+      </w:r>
+    </w:p>
+    <w:p>
+      <w:pPr>
+        <w:rPr>
+          <w:b/>
+          <w:bCs/>
+        </w:rPr>
+      </w:pPr>
+      <w:r>
+        <w:t>Output</w:t>
+      </w:r>
+    </w:p>
+    <w:p>
+      <w:r>
+        <w:t>ERROR:</w:t>
+      </w:r>
+    </w:p>
+    <w:p>
+      <w:r>
+        <w:t>Duplicate entry '101' for key 'PRIMARY'</w:t>
+      </w:r>
+    </w:p>
+    <w:p>
+      <w:r>
+        <w:pict w14:anchorId="3453EDD8">
+          <v:rect id="_x0000_i1136" style="width:0;height:1.5pt" o:hralign="center" o:hrstd="t" o:hr="t" fillcolor="#a0a0a0" stroked="f"/>
+        </w:pict>
+      </w:r>
+    </w:p>
+    <w:p>
+      <w:pPr>
+        <w:rPr>
+          <w:b/>
+          <w:bCs/>
+        </w:rPr>
+      </w:pPr>
+      <w:r>
+        <w:t>4) Composite Key</w:t>
+      </w:r>
+    </w:p>
+    <w:p>
+      <w:pPr>
+        <w:rPr>
+          <w:b/>
+          <w:bCs/>
+        </w:rPr>
+      </w:pPr>
+      <w:r>
+        <w:t>Definition</w:t>
+      </w:r>
+    </w:p>
+    <w:p>
+      <w:r>
+        <w:t>A Composite Key is a Primary Key formed using two or more columns together.</w:t>
+      </w:r>
+    </w:p>
+    <w:p>
+      <w:pPr>
+        <w:rPr>
+          <w:b/>
+          <w:bCs/>
+        </w:rPr>
+      </w:pPr>
+      <w:r>
+        <w:t>Example</w:t>
+      </w:r>
+    </w:p>
+    <w:p>
+      <w:r>
+        <w:t xml:space="preserve">CREATE TABLE </w:t>
+      </w:r>
+      <w:proofErr w:type="spellStart"/>
+      <w:r>
+        <w:t>enrollment</w:t>
+      </w:r>
+      <w:proofErr w:type="spellEnd"/>
+      <w:r>
+        <w:t xml:space="preserve"> (</w:t>
+      </w:r>
+    </w:p>
+    <w:p>
+      <w:r>
+        <w:t>    </w:t>
+      </w:r>
+      <w:proofErr w:type="spellStart"/>
+      <w:r>
+        <w:t>student_id</w:t>
+      </w:r>
+      <w:proofErr w:type="spellEnd"/>
+      <w:r>
+        <w:t xml:space="preserve"> INT,</w:t>
+      </w:r>
+    </w:p>
+    <w:p>
+      <w:r>
+        <w:t>    </w:t>
+      </w:r>
+      <w:proofErr w:type="spellStart"/>
+      <w:r>
+        <w:t>course_id</w:t>
+      </w:r>
+      <w:proofErr w:type="spellEnd"/>
+      <w:r>
+        <w:t xml:space="preserve"> INT,</w:t>
+      </w:r>
+    </w:p>
+    <w:p>
+      <w:r>
+        <w:t>    </w:t>
+      </w:r>
+      <w:proofErr w:type="spellStart"/>
+      <w:r>
+        <w:t>enroll_date</w:t>
+      </w:r>
+      <w:proofErr w:type="spellEnd"/>
+      <w:r>
+        <w:t xml:space="preserve"> DATE,</w:t>
+      </w:r>
+    </w:p>
+    <w:p>
+      <w:r>
+        <w:t xml:space="preserve">    PRIMARY </w:t>
+      </w:r>
+      <w:proofErr w:type="gramStart"/>
+      <w:r>
+        <w:t>KEY(</w:t>
+      </w:r>
+      <w:proofErr w:type="spellStart"/>
+      <w:proofErr w:type="gramEnd"/>
+      <w:r>
+        <w:t>student_id</w:t>
+      </w:r>
+      <w:proofErr w:type="spellEnd"/>
+      <w:r>
+        <w:t xml:space="preserve">, </w:t>
+      </w:r>
+      <w:proofErr w:type="spellStart"/>
+      <w:r>
+        <w:t>course_id</w:t>
+      </w:r>
+      <w:proofErr w:type="spellEnd"/>
+      <w:r>
+        <w:t>)</w:t>
+      </w:r>
+    </w:p>
+    <w:p>
+      <w:r>
+        <w:t>);</w:t>
+      </w:r>
+    </w:p>
+    <w:p>
+      <w:pPr>
+        <w:rPr>
+          <w:b/>
+          <w:bCs/>
+        </w:rPr>
+      </w:pPr>
+      <w:r>
+        <w:t>Insert Records</w:t>
+      </w:r>
+    </w:p>
+    <w:p>
+      <w:r>
+        <w:t xml:space="preserve">INSERT INTO </w:t>
+      </w:r>
+      <w:proofErr w:type="spellStart"/>
+      <w:r>
+        <w:t>enrollment</w:t>
+      </w:r>
+      <w:proofErr w:type="spellEnd"/>
+      <w:r>
+        <w:t xml:space="preserve"> VALUES</w:t>
+      </w:r>
+    </w:p>
+    <w:p>
+      <w:r>
+        <w:t>(101, 1, '2026-07-21');</w:t>
+      </w:r>
+    </w:p>
+    <w:p/>
+    <w:p>
+      <w:r>
+        <w:t xml:space="preserve">INSERT INTO </w:t>
+      </w:r>
+      <w:proofErr w:type="spellStart"/>
+      <w:r>
+        <w:t>enrollment</w:t>
+      </w:r>
+      <w:proofErr w:type="spellEnd"/>
+      <w:r>
+        <w:t xml:space="preserve"> VALUES</w:t>
+      </w:r>
+    </w:p>
+    <w:p>
+      <w:r>
+        <w:t>(101, 2, '2026-07-21');</w:t>
+      </w:r>
+    </w:p>
+    <w:p/>
+    <w:p>
+      <w:r>
+        <w:t xml:space="preserve">INSERT INTO </w:t>
+      </w:r>
+      <w:proofErr w:type="spellStart"/>
+      <w:r>
+        <w:t>enrollment</w:t>
+      </w:r>
+      <w:proofErr w:type="spellEnd"/>
+      <w:r>
+        <w:t xml:space="preserve"> VALUES</w:t>
+      </w:r>
+    </w:p>
+    <w:p>
+      <w:r>
+        <w:lastRenderedPageBreak/>
+        <w:t>(102, 1, '2026-07-21');</w:t>
+      </w:r>
+    </w:p>
+    <w:p>
+      <w:pPr>
+        <w:rPr>
+          <w:b/>
+          <w:bCs/>
+        </w:rPr>
+      </w:pPr>
+      <w:r>
+        <w:t>Duplicate Composite Key</w:t>
+      </w:r>
+    </w:p>
+    <w:p>
+      <w:r>
+        <w:t xml:space="preserve">INSERT INTO </w:t>
+      </w:r>
+      <w:proofErr w:type="spellStart"/>
+      <w:r>
+        <w:t>enrollment</w:t>
+      </w:r>
+      <w:proofErr w:type="spellEnd"/>
+      <w:r>
+        <w:t xml:space="preserve"> VALUES</w:t>
+      </w:r>
+    </w:p>
+    <w:p>
+      <w:r>
+        <w:t>(101, 1, '2026-07-22');</w:t>
+      </w:r>
+    </w:p>
+    <w:p>
+      <w:pPr>
+        <w:rPr>
+          <w:b/>
+          <w:bCs/>
+        </w:rPr>
+      </w:pPr>
+      <w:r>
+        <w:t>Output</w:t>
+      </w:r>
+    </w:p>
+    <w:p>
+      <w:r>
+        <w:t>ERROR:</w:t>
+      </w:r>
+    </w:p>
+    <w:p>
+      <w:r>
+        <w:t>Duplicate entry '101-1' for key 'PRIMARY'</w:t>
+      </w:r>
+    </w:p>
+    <w:p>
+      <w:r>
+        <w:pict w14:anchorId="12D852CF">
+          <v:rect id="_x0000_i1137" style="width:0;height:1.5pt" o:hralign="center" o:hrstd="t" o:hr="t" fillcolor="#a0a0a0" stroked="f"/>
+        </w:pict>
+      </w:r>
+    </w:p>
+    <w:p>
+      <w:pPr>
+        <w:rPr>
+          <w:b/>
+          <w:bCs/>
+        </w:rPr>
+      </w:pPr>
+      <w:r>
+        <w:t>5) FOREIGN KEY (Referential Integrity)</w:t>
+      </w:r>
+    </w:p>
+    <w:p>
+      <w:pPr>
+        <w:rPr>
+          <w:b/>
+          <w:bCs/>
+        </w:rPr>
+      </w:pPr>
+      <w:r>
+        <w:t>Definition</w:t>
+      </w:r>
+    </w:p>
+    <w:p>
+      <w:r>
+        <w:t>A Foreign Key creates a relationship between two tables. It ensures that a value in the child table must already exist in the parent table.</w:t>
+      </w:r>
+    </w:p>
+    <w:p>
+      <w:pPr>
+        <w:rPr>
+          <w:b/>
+          <w:bCs/>
+        </w:rPr>
+      </w:pPr>
+      <w:r>
+        <w:t>Parent Table</w:t>
+      </w:r>
+    </w:p>
+    <w:p>
+      <w:r>
+        <w:t>CREATE TABLE department (</w:t>
+      </w:r>
+    </w:p>
+    <w:p>
+      <w:r>
+        <w:t>    </w:t>
+      </w:r>
+      <w:proofErr w:type="spellStart"/>
+      <w:r>
+        <w:t>dept_id</w:t>
+      </w:r>
+      <w:proofErr w:type="spellEnd"/>
+      <w:r>
+        <w:t xml:space="preserve"> INT PRIMARY KEY,</w:t>
+      </w:r>
+    </w:p>
+    <w:p>
+      <w:r>
+        <w:t>    </w:t>
+      </w:r>
+      <w:proofErr w:type="spellStart"/>
+      <w:r>
+        <w:t>dept_name</w:t>
+      </w:r>
+      <w:proofErr w:type="spellEnd"/>
+      <w:r>
+        <w:t xml:space="preserve"> </w:t>
+      </w:r>
+      <w:proofErr w:type="gramStart"/>
+      <w:r>
+        <w:t>VARCHAR(</w:t>
+      </w:r>
+      <w:proofErr w:type="gramEnd"/>
+      <w:r>
+        <w:t>50)</w:t>
+      </w:r>
+    </w:p>
+    <w:p>
+      <w:r>
+        <w:t>);</w:t>
+      </w:r>
+    </w:p>
+    <w:p>
+      <w:pPr>
+        <w:rPr>
+          <w:b/>
+          <w:bCs/>
+        </w:rPr>
+      </w:pPr>
+      <w:r>
+        <w:t>Insert Records</w:t>
+      </w:r>
+    </w:p>
+    <w:p/>
+    <w:p>
+      <w:r>
+        <w:t>INSERT INTO department VALUES</w:t>
+      </w:r>
+    </w:p>
+    <w:p>
+      <w:r>
+        <w:t>(101,'HR'),</w:t>
+      </w:r>
+    </w:p>
+    <w:p>
+      <w:r>
+        <w:t>(102,'IT'),</w:t>
+      </w:r>
+    </w:p>
+    <w:p>
+      <w:r>
+        <w:t>(103,'Finance');</w:t>
+      </w:r>
+    </w:p>
+    <w:p>
+      <w:pPr>
+        <w:rPr>
+          <w:b/>
+          <w:bCs/>
+        </w:rPr>
+      </w:pPr>
+      <w:r>
+        <w:rPr>
+          <w:b/>
+          <w:bCs/>
+        </w:rPr>
+        <w:pict w14:anchorId="0FED92CA">
+          <v:rect id="_x0000_i1138" style="width:0;height:1.5pt" o:hralign="center" o:hrstd="t" o:hr="t" fillcolor="#a0a0a0" stroked="f"/>
+        </w:pict>
+      </w:r>
+    </w:p>
+    <w:p>
+      <w:pPr>
+        <w:rPr>
+          <w:b/>
+          <w:bCs/>
+        </w:rPr>
+      </w:pPr>
+      <w:r>
+        <w:t>Child Table</w:t>
+      </w:r>
+    </w:p>
+    <w:p>
+      <w:r>
+        <w:t>CREATE TABLE employee (</w:t>
+      </w:r>
+    </w:p>
+    <w:p>
+      <w:r>
+        <w:t>    </w:t>
+      </w:r>
+      <w:proofErr w:type="spellStart"/>
+      <w:r>
+        <w:t>emp_id</w:t>
+      </w:r>
+      <w:proofErr w:type="spellEnd"/>
+      <w:r>
+        <w:t xml:space="preserve"> INT PRIMARY KEY,</w:t>
+      </w:r>
+    </w:p>
+    <w:p>
+      <w:r>
+        <w:t>    </w:t>
+      </w:r>
+      <w:proofErr w:type="spellStart"/>
+      <w:r>
+        <w:t>emp_name</w:t>
+      </w:r>
+      <w:proofErr w:type="spellEnd"/>
+      <w:r>
+        <w:t xml:space="preserve"> </w:t>
+      </w:r>
+      <w:proofErr w:type="gramStart"/>
+      <w:r>
+        <w:t>VARCHAR(</w:t>
+      </w:r>
+      <w:proofErr w:type="gramEnd"/>
+      <w:r>
+        <w:t>50),</w:t>
+      </w:r>
+    </w:p>
+    <w:p>
+      <w:r>
+        <w:lastRenderedPageBreak/>
+        <w:t>    </w:t>
+      </w:r>
+      <w:proofErr w:type="spellStart"/>
+      <w:r>
+        <w:t>dept_id</w:t>
+      </w:r>
+      <w:proofErr w:type="spellEnd"/>
+      <w:r>
+        <w:t xml:space="preserve"> INT,</w:t>
+      </w:r>
+    </w:p>
+    <w:p>
+      <w:r>
+        <w:t xml:space="preserve">    FOREIGN </w:t>
+      </w:r>
+      <w:proofErr w:type="gramStart"/>
+      <w:r>
+        <w:t>KEY(</w:t>
+      </w:r>
+      <w:proofErr w:type="spellStart"/>
+      <w:proofErr w:type="gramEnd"/>
+      <w:r>
+        <w:t>dept_id</w:t>
+      </w:r>
+      <w:proofErr w:type="spellEnd"/>
+      <w:r>
+        <w:t>)</w:t>
+      </w:r>
+    </w:p>
+    <w:p>
+      <w:r>
+        <w:t>    REFERENCES department(</w:t>
+      </w:r>
+      <w:proofErr w:type="spellStart"/>
+      <w:r>
+        <w:t>dept_id</w:t>
+      </w:r>
+      <w:proofErr w:type="spellEnd"/>
+      <w:r>
+        <w:t>)</w:t>
+      </w:r>
+    </w:p>
+    <w:p>
+      <w:r>
+        <w:t>);</w:t>
+      </w:r>
+    </w:p>
+    <w:p>
+      <w:pPr>
+        <w:rPr>
+          <w:b/>
+          <w:bCs/>
+        </w:rPr>
+      </w:pPr>
+      <w:r>
+        <w:t>Valid Insert</w:t>
+      </w:r>
+    </w:p>
+    <w:p>
+      <w:r>
+        <w:t>INSERT INTO employee VALUES</w:t>
+      </w:r>
+    </w:p>
+    <w:p>
+      <w:r>
+        <w:t>(1,'Ravi',101);</w:t>
+      </w:r>
+    </w:p>
+    <w:p/>
+    <w:p>
+      <w:r>
+        <w:t>INSERT INTO employee VALUES</w:t>
+      </w:r>
+    </w:p>
+    <w:p>
+      <w:r>
+        <w:t>(2,'Priya',102);</w:t>
+      </w:r>
+    </w:p>
+    <w:p>
+      <w:pPr>
+        <w:rPr>
+          <w:b/>
+          <w:bCs/>
+        </w:rPr>
+      </w:pPr>
+      <w:r>
+        <w:t>Invalid Insert</w:t>
+      </w:r>
+    </w:p>
+    <w:p>
+      <w:r>
+        <w:t>INSERT INTO employee VALUES</w:t>
+      </w:r>
+    </w:p>
+    <w:p>
+      <w:r>
+        <w:t>(3,'Mahesh',110);</w:t>
+      </w:r>
+    </w:p>
+    <w:p>
+      <w:pPr>
+        <w:rPr>
+          <w:b/>
+          <w:bCs/>
+        </w:rPr>
+      </w:pPr>
+      <w:r>
+        <w:t>Output</w:t>
+      </w:r>
+    </w:p>
+    <w:p>
+      <w:r>
+        <w:t>ERROR:</w:t>
+      </w:r>
+    </w:p>
+    <w:p>
+      <w:r>
+        <w:t>Cannot add or update a child row:</w:t>
+      </w:r>
+    </w:p>
+    <w:p>
+      <w:r>
+        <w:t>a foreign key constraint fails</w:t>
+      </w:r>
+    </w:p>
+    <w:p>
+      <w:r>
+        <w:pict w14:anchorId="2824FCB7">
+          <v:rect id="_x0000_i1139" style="width:0;height:1.5pt" o:hralign="center" o:hrstd="t" o:hr="t" fillcolor="#a0a0a0" stroked="f"/>
+        </w:pict>
+      </w:r>
+    </w:p>
+    <w:p>
+      <w:pPr>
+        <w:rPr>
+          <w:b/>
+          <w:bCs/>
+        </w:rPr>
+      </w:pPr>
+      <w:r>
+        <w:t>6) CHECK Constraint</w:t>
+      </w:r>
+    </w:p>
+    <w:p>
+      <w:pPr>
+        <w:rPr>
+          <w:b/>
+          <w:bCs/>
+        </w:rPr>
+      </w:pPr>
+      <w:r>
+        <w:t>Definition</w:t>
+      </w:r>
+    </w:p>
+    <w:p>
+      <w:r>
+        <w:t>The CHECK constraint ensures that values satisfy a specified condition before insertion or update.</w:t>
+      </w:r>
+    </w:p>
+    <w:p>
+      <w:pPr>
+        <w:rPr>
+          <w:b/>
+          <w:bCs/>
+        </w:rPr>
+      </w:pPr>
+      <w:r>
+        <w:t>Example</w:t>
+      </w:r>
+    </w:p>
+    <w:p>
+      <w:r>
+        <w:t>CREATE TABLE exams (</w:t>
+      </w:r>
+    </w:p>
+    <w:p>
+      <w:r>
+        <w:t>    </w:t>
+      </w:r>
+      <w:proofErr w:type="spellStart"/>
+      <w:r>
+        <w:t>student_id</w:t>
+      </w:r>
+      <w:proofErr w:type="spellEnd"/>
+      <w:r>
+        <w:t xml:space="preserve"> INT,</w:t>
+      </w:r>
+    </w:p>
+    <w:p>
+      <w:r>
+        <w:t>    marks INT CHECK (marks BETWEEN 0 AND 100)</w:t>
+      </w:r>
+    </w:p>
+    <w:p>
+      <w:r>
+        <w:t>);</w:t>
+      </w:r>
+    </w:p>
+    <w:p>
+      <w:pPr>
+        <w:rPr>
+          <w:b/>
+          <w:bCs/>
+        </w:rPr>
+      </w:pPr>
+      <w:r>
+        <w:t>Valid Records</w:t>
+      </w:r>
+    </w:p>
+    <w:p>
+      <w:r>
+        <w:lastRenderedPageBreak/>
+        <w:t>INSERT INTO exams VALUES</w:t>
+      </w:r>
+    </w:p>
+    <w:p>
+      <w:r>
+        <w:t>(101,85);</w:t>
+      </w:r>
+    </w:p>
+    <w:p/>
+    <w:p>
+      <w:r>
+        <w:t>INSERT INTO exams VALUES</w:t>
+      </w:r>
+    </w:p>
+    <w:p>
+      <w:r>
+        <w:t>(102,65);</w:t>
+      </w:r>
+    </w:p>
+    <w:p>
+      <w:pPr>
+        <w:rPr>
+          <w:b/>
+          <w:bCs/>
+        </w:rPr>
+      </w:pPr>
+      <w:r>
+        <w:t>Invalid Record</w:t>
+      </w:r>
+    </w:p>
+    <w:p>
+      <w:r>
+        <w:t>INSERT INTO exams VALUES</w:t>
+      </w:r>
+    </w:p>
+    <w:p>
+      <w:r>
+        <w:t>(103,120);</w:t>
+      </w:r>
+    </w:p>
+    <w:p>
+      <w:pPr>
+        <w:rPr>
+          <w:b/>
+          <w:bCs/>
+        </w:rPr>
+      </w:pPr>
+      <w:r>
+        <w:t>Output</w:t>
+      </w:r>
+    </w:p>
+    <w:p>
+      <w:r>
+        <w:t>ERROR:</w:t>
+      </w:r>
+    </w:p>
+    <w:p>
+      <w:r>
+        <w:t>Check constraint violated</w:t>
+      </w:r>
+    </w:p>
+    <w:p>
+      <w:r>
+        <w:pict w14:anchorId="2DFFCE33">
+          <v:rect id="_x0000_i1140" style="width:0;height:1.5pt" o:hralign="center" o:hrstd="t" o:hr="t" fillcolor="#a0a0a0" stroked="f"/>
+        </w:pict>
+      </w:r>
+    </w:p>
+    <w:p>
+      <w:pPr>
+        <w:rPr>
+          <w:b/>
+          <w:bCs/>
+        </w:rPr>
+      </w:pPr>
+      <w:r>
+        <w:t>7) DEFAULT Constraint</w:t>
+      </w:r>
+    </w:p>
+    <w:p>
+      <w:pPr>
+        <w:rPr>
+          <w:b/>
+          <w:bCs/>
+        </w:rPr>
+      </w:pPr>
+      <w:r>
+        <w:t>Definition</w:t>
+      </w:r>
+    </w:p>
+    <w:p>
+      <w:r>
+        <w:t>The DEFAULT constraint automatically assigns a predefined value if no value is provided during insertion.</w:t>
+      </w:r>
+    </w:p>
+    <w:p>
+      <w:pPr>
+        <w:rPr>
+          <w:b/>
+          <w:bCs/>
+        </w:rPr>
+      </w:pPr>
+      <w:r>
+        <w:t>Example</w:t>
+      </w:r>
+    </w:p>
+    <w:p>
+      <w:r>
+        <w:t>CREATE TABLE customers (</w:t>
+      </w:r>
+    </w:p>
+    <w:p>
+      <w:r>
+        <w:t>    </w:t>
+      </w:r>
+      <w:proofErr w:type="spellStart"/>
+      <w:r>
+        <w:t>customer_id</w:t>
+      </w:r>
+      <w:proofErr w:type="spellEnd"/>
+      <w:r>
+        <w:t xml:space="preserve"> INT PRIMARY KEY,</w:t>
+      </w:r>
+    </w:p>
+    <w:p>
+      <w:r>
+        <w:t>    </w:t>
+      </w:r>
+      <w:proofErr w:type="spellStart"/>
+      <w:r>
+        <w:t>customer_name</w:t>
+      </w:r>
+      <w:proofErr w:type="spellEnd"/>
+      <w:r>
+        <w:t xml:space="preserve"> </w:t>
+      </w:r>
+      <w:proofErr w:type="gramStart"/>
+      <w:r>
+        <w:t>VARCHAR(</w:t>
+      </w:r>
+      <w:proofErr w:type="gramEnd"/>
+      <w:r>
+        <w:t>50),</w:t>
+      </w:r>
+    </w:p>
+    <w:p>
+      <w:r>
+        <w:t xml:space="preserve">    city </w:t>
+      </w:r>
+      <w:proofErr w:type="gramStart"/>
+      <w:r>
+        <w:t>VARCHAR(</w:t>
+      </w:r>
+      <w:proofErr w:type="gramEnd"/>
+      <w:r>
+        <w:t>50) DEFAULT 'Hyderabad'</w:t>
+      </w:r>
+    </w:p>
+    <w:p>
+      <w:r>
+        <w:t>);</w:t>
+      </w:r>
+    </w:p>
+    <w:p>
+      <w:pPr>
+        <w:rPr>
+          <w:b/>
+          <w:bCs/>
+        </w:rPr>
+      </w:pPr>
+      <w:r>
+        <w:t>Insert Without City</w:t>
+      </w:r>
+    </w:p>
+    <w:p>
+      <w:r>
+        <w:t xml:space="preserve">INSERT INTO </w:t>
+      </w:r>
+      <w:proofErr w:type="gramStart"/>
+      <w:r>
+        <w:t>customers(</w:t>
+      </w:r>
+      <w:proofErr w:type="spellStart"/>
+      <w:proofErr w:type="gramEnd"/>
+      <w:r>
+        <w:t>customer_id</w:t>
+      </w:r>
+      <w:proofErr w:type="spellEnd"/>
+      <w:r>
+        <w:t xml:space="preserve">, </w:t>
+      </w:r>
+      <w:proofErr w:type="spellStart"/>
+      <w:r>
+        <w:t>customer_name</w:t>
+      </w:r>
+      <w:proofErr w:type="spellEnd"/>
+      <w:r>
+        <w:t>)</w:t>
+      </w:r>
+    </w:p>
+    <w:p>
+      <w:r>
+        <w:t>VALUES</w:t>
+      </w:r>
+    </w:p>
+    <w:p>
+      <w:r>
+        <w:t>(101,'Ravi');</w:t>
+      </w:r>
+    </w:p>
+    <w:p>
+      <w:pPr>
+        <w:rPr>
+          <w:b/>
+          <w:bCs/>
+        </w:rPr>
+      </w:pPr>
+      <w:r>
+        <w:t>View Table</w:t>
+      </w:r>
+    </w:p>
+    <w:p>
+      <w:r>
+        <w:t>SELECT * FROM customers;</w:t>
+      </w:r>
+    </w:p>
+    <w:p>
+      <w:pPr>
+        <w:rPr>
+          <w:b/>
+          <w:bCs/>
+        </w:rPr>
+      </w:pPr>
+      <w:r>
+        <w:lastRenderedPageBreak/>
+        <w:t>Output</w:t>
+      </w:r>
+    </w:p>
+    <w:tbl>
+      <w:tblPr>
+        <w:tblW w:w="0" w:type="auto"/>
+        <w:tblCellMar>
+          <w:top w:w="15" w:type="dxa"/>
+          <w:left w:w="15" w:type="dxa"/>
+          <w:bottom w:w="15" w:type="dxa"/>
+          <w:right w:w="15" w:type="dxa"/>
+        </w:tblCellMar>
+        <w:tblLook w:val="04A0" w:firstRow="1" w:lastRow="0" w:firstColumn="1" w:lastColumn="0" w:noHBand="0" w:noVBand="1"/>
+      </w:tblPr>
+      <w:tblGrid>
+        <w:gridCol w:w="1497"/>
+        <w:gridCol w:w="1896"/>
+        <w:gridCol w:w="1334"/>
+      </w:tblGrid>
+      <w:tr>
+        <w:trPr>
+          <w:trHeight w:val="515"/>
+        </w:trPr>
+        <w:tc>
+          <w:tcPr>
+            <w:tcW w:w="0" w:type="auto"/>
+            <w:tcMar>
+              <w:top w:w="100" w:type="dxa"/>
+              <w:left w:w="100" w:type="dxa"/>
+              <w:bottom w:w="100" w:type="dxa"/>
+              <w:right w:w="100" w:type="dxa"/>
+            </w:tcMar>
+            <w:hideMark/>
+          </w:tcPr>
+          <w:p>
+            <w:proofErr w:type="spellStart"/>
+            <w:r>
+              <w:t>customer_id</w:t>
+            </w:r>
+            <w:proofErr w:type="spellEnd"/>
+          </w:p>
+        </w:tc>
+        <w:tc>
+          <w:tcPr>
+            <w:tcW w:w="0" w:type="auto"/>
+            <w:tcMar>
+              <w:top w:w="100" w:type="dxa"/>
+              <w:left w:w="100" w:type="dxa"/>
+              <w:bottom w:w="100" w:type="dxa"/>
+              <w:right w:w="100" w:type="dxa"/>
+            </w:tcMar>
+            <w:hideMark/>
+          </w:tcPr>
+          <w:p>
+            <w:proofErr w:type="spellStart"/>
+            <w:r>
+              <w:t>customer_name</w:t>
+            </w:r>
+            <w:proofErr w:type="spellEnd"/>
+          </w:p>
+        </w:tc>
+        <w:tc>
+          <w:tcPr>
+            <w:tcW w:w="0" w:type="auto"/>
+            <w:tcMar>
+              <w:top w:w="100" w:type="dxa"/>
+              <w:left w:w="100" w:type="dxa"/>
+              <w:bottom w:w="100" w:type="dxa"/>
+              <w:right w:w="100" w:type="dxa"/>
+            </w:tcMar>
+            <w:hideMark/>
+          </w:tcPr>
+          <w:p>
+            <w:r>
+              <w:t>city</w:t>
+            </w:r>
+          </w:p>
+        </w:tc>
+      </w:tr>
+      <w:tr>
+        <w:trPr>
+          <w:trHeight w:val="515"/>
+        </w:trPr>
+        <w:tc>
+          <w:tcPr>
+            <w:tcW w:w="0" w:type="auto"/>
+            <w:tcMar>
+              <w:top w:w="100" w:type="dxa"/>
+              <w:left w:w="100" w:type="dxa"/>
+              <w:bottom w:w="100" w:type="dxa"/>
+              <w:right w:w="100" w:type="dxa"/>
+            </w:tcMar>
+            <w:hideMark/>
+          </w:tcPr>
+          <w:p>
+            <w:r>
+              <w:t>101</w:t>
+            </w:r>
+          </w:p>
+        </w:tc>
+        <w:tc>
+          <w:tcPr>
+            <w:tcW w:w="0" w:type="auto"/>
+            <w:tcMar>
+              <w:top w:w="100" w:type="dxa"/>
+              <w:left w:w="100" w:type="dxa"/>
+              <w:bottom w:w="100" w:type="dxa"/>
+              <w:right w:w="100" w:type="dxa"/>
+            </w:tcMar>
+            <w:hideMark/>
+          </w:tcPr>
+          <w:p>
+            <w:r>
+              <w:t>Ravi</w:t>
+            </w:r>
+          </w:p>
+        </w:tc>
+        <w:tc>
+          <w:tcPr>
+            <w:tcW w:w="0" w:type="auto"/>
+            <w:tcMar>
+              <w:top w:w="100" w:type="dxa"/>
+              <w:left w:w="100" w:type="dxa"/>
+              <w:bottom w:w="100" w:type="dxa"/>
+              <w:right w:w="100" w:type="dxa"/>
+            </w:tcMar>
+            <w:hideMark/>
+          </w:tcPr>
+          <w:p>
+            <w:r>
+              <w:t>Hyderabad</w:t>
+            </w:r>
+          </w:p>
+        </w:tc>
+      </w:tr>
+    </w:tbl>
+    <w:p>
+      <w:r>
+        <w:pict w14:anchorId="49964C93">
+          <v:rect id="_x0000_i1141" style="width:0;height:1.5pt" o:hralign="center" o:hrstd="t" o:hr="t" fillcolor="#a0a0a0" stroked="f"/>
+        </w:pict>
+      </w:r>
+    </w:p>
+    <w:p>
+      <w:pPr>
+        <w:rPr>
+          <w:b/>
+          <w:bCs/>
+        </w:rPr>
+      </w:pPr>
+      <w:r>
+        <w:t>Insert With City</w:t>
+      </w:r>
+    </w:p>
+    <w:p>
+      <w:r>
+        <w:t>INSERT INTO customers VALUES</w:t>
+      </w:r>
+    </w:p>
+    <w:p>
+      <w:r>
+        <w:t>(102,'Priya','Bangalore');</w:t>
+      </w:r>
+    </w:p>
+    <w:p>
+      <w:pPr>
+        <w:rPr>
+          <w:b/>
+          <w:bCs/>
+        </w:rPr>
+      </w:pPr>
+      <w:r>
+        <w:t>Output</w:t>
+      </w:r>
+    </w:p>
+    <w:tbl>
+      <w:tblPr>
+        <w:tblW w:w="0" w:type="auto"/>
+        <w:tblCellMar>
+          <w:top w:w="15" w:type="dxa"/>
+          <w:left w:w="15" w:type="dxa"/>
+          <w:bottom w:w="15" w:type="dxa"/>
+          <w:right w:w="15" w:type="dxa"/>
+        </w:tblCellMar>
+        <w:tblLook w:val="04A0" w:firstRow="1" w:lastRow="0" w:firstColumn="1" w:lastColumn="0" w:noHBand="0" w:noVBand="1"/>
+      </w:tblPr>
+      <w:tblGrid>
+        <w:gridCol w:w="1497"/>
+        <w:gridCol w:w="1896"/>
+        <w:gridCol w:w="1334"/>
+      </w:tblGrid>
+      <w:tr>
+        <w:trPr>
+          <w:trHeight w:val="515"/>
+        </w:trPr>
+        <w:tc>
+          <w:tcPr>
+            <w:tcW w:w="0" w:type="auto"/>
+            <w:tcMar>
+              <w:top w:w="100" w:type="dxa"/>
+              <w:left w:w="100" w:type="dxa"/>
+              <w:bottom w:w="100" w:type="dxa"/>
+              <w:right w:w="100" w:type="dxa"/>
+            </w:tcMar>
+            <w:hideMark/>
+          </w:tcPr>
+          <w:p>
+            <w:proofErr w:type="spellStart"/>
+            <w:r>
+              <w:t>customer_id</w:t>
+            </w:r>
+            <w:proofErr w:type="spellEnd"/>
+          </w:p>
+        </w:tc>
+        <w:tc>
+          <w:tcPr>
+            <w:tcW w:w="0" w:type="auto"/>
+            <w:tcMar>
+              <w:top w:w="100" w:type="dxa"/>
+              <w:left w:w="100" w:type="dxa"/>
+              <w:bottom w:w="100" w:type="dxa"/>
+              <w:right w:w="100" w:type="dxa"/>
+            </w:tcMar>
+            <w:hideMark/>
+          </w:tcPr>
+          <w:p>
+            <w:proofErr w:type="spellStart"/>
+            <w:r>
+              <w:t>customer_name</w:t>
+            </w:r>
+            <w:proofErr w:type="spellEnd"/>
+          </w:p>
+        </w:tc>
+        <w:tc>
+          <w:tcPr>
+            <w:tcW w:w="0" w:type="auto"/>
+            <w:tcMar>
+              <w:top w:w="100" w:type="dxa"/>
+              <w:left w:w="100" w:type="dxa"/>
+              <w:bottom w:w="100" w:type="dxa"/>
+              <w:right w:w="100" w:type="dxa"/>
+            </w:tcMar>
+            <w:hideMark/>
+          </w:tcPr>
+          <w:p>
+            <w:r>
+              <w:t>city</w:t>
+            </w:r>
+          </w:p>
+        </w:tc>
+      </w:tr>
+      <w:tr>
+        <w:trPr>
+          <w:trHeight w:val="515"/>
+        </w:trPr>
+        <w:tc>
+          <w:tcPr>
+            <w:tcW w:w="0" w:type="auto"/>
+            <w:tcMar>
+              <w:top w:w="100" w:type="dxa"/>
+              <w:left w:w="100" w:type="dxa"/>
+              <w:bottom w:w="100" w:type="dxa"/>
+              <w:right w:w="100" w:type="dxa"/>
+            </w:tcMar>
+            <w:hideMark/>
+          </w:tcPr>
+          <w:p>
+            <w:r>
+              <w:t>101</w:t>
+            </w:r>
+          </w:p>
+        </w:tc>
+        <w:tc>
+          <w:tcPr>
+            <w:tcW w:w="0" w:type="auto"/>
+            <w:tcMar>
+              <w:top w:w="100" w:type="dxa"/>
+              <w:left w:w="100" w:type="dxa"/>
+              <w:bottom w:w="100" w:type="dxa"/>
+              <w:right w:w="100" w:type="dxa"/>
+            </w:tcMar>
+            <w:hideMark/>
+          </w:tcPr>
+          <w:p>
+            <w:r>
+              <w:t>Ravi</w:t>
+            </w:r>
+          </w:p>
+        </w:tc>
+        <w:tc>
+          <w:tcPr>
+            <w:tcW w:w="0" w:type="auto"/>
+            <w:tcMar>
+              <w:top w:w="100" w:type="dxa"/>
+              <w:left w:w="100" w:type="dxa"/>
+              <w:bottom w:w="100" w:type="dxa"/>
+              <w:right w:w="100" w:type="dxa"/>
+            </w:tcMar>
+            <w:hideMark/>
+          </w:tcPr>
+          <w:p>
+            <w:r>
+              <w:t>Hyderabad</w:t>
+            </w:r>
+          </w:p>
+        </w:tc>
+      </w:tr>
+      <w:tr>
+        <w:trPr>
+          <w:trHeight w:val="515"/>
+        </w:trPr>
+        <w:tc>
+          <w:tcPr>
+            <w:tcW w:w="0" w:type="auto"/>
+            <w:tcMar>
+              <w:top w:w="100" w:type="dxa"/>
+              <w:left w:w="100" w:type="dxa"/>
+              <w:bottom w:w="100" w:type="dxa"/>
+              <w:right w:w="100" w:type="dxa"/>
+            </w:tcMar>
+            <w:hideMark/>
+          </w:tcPr>
+          <w:p>
+            <w:r>
+              <w:t>102</w:t>
+            </w:r>
+          </w:p>
+        </w:tc>
+        <w:tc>
+          <w:tcPr>
+            <w:tcW w:w="0" w:type="auto"/>
+            <w:tcMar>
+              <w:top w:w="100" w:type="dxa"/>
+              <w:left w:w="100" w:type="dxa"/>
+              <w:bottom w:w="100" w:type="dxa"/>
+              <w:right w:w="100" w:type="dxa"/>
+            </w:tcMar>
+            <w:hideMark/>
+          </w:tcPr>
+          <w:p>
+            <w:r>
+              <w:t>Priya</w:t>
+            </w:r>
+          </w:p>
+        </w:tc>
+        <w:tc>
+          <w:tcPr>
+            <w:tcW w:w="0" w:type="auto"/>
+            <w:tcMar>
+              <w:top w:w="100" w:type="dxa"/>
+              <w:left w:w="100" w:type="dxa"/>
+              <w:bottom w:w="100" w:type="dxa"/>
+              <w:right w:w="100" w:type="dxa"/>
+            </w:tcMar>
+            <w:hideMark/>
+          </w:tcPr>
+          <w:p>
+            <w:r>
+              <w:t>Bangalore</w:t>
+            </w:r>
+          </w:p>
+        </w:tc>
+      </w:tr>
+    </w:tbl>
+    <w:p>
+      <w:r>
+        <w:pict w14:anchorId="26047946">
+          <v:rect id="_x0000_i1142" style="width:0;height:1.5pt" o:hralign="center" o:hrstd="t" o:hr="t" fillcolor="#a0a0a0" stroked="f"/>
+        </w:pict>
+      </w:r>
+    </w:p>
+    <w:p>
+      <w:pPr>
+        <w:rPr>
+          <w:b/>
+          <w:bCs/>
+        </w:rPr>
+      </w:pPr>
+      <w:r>
+        <w:t>Summary Table</w:t>
+      </w:r>
+    </w:p>
+    <w:tbl>
+      <w:tblPr>
+        <w:tblW w:w="0" w:type="auto"/>
+        <w:tblCellMar>
+          <w:top w:w="15" w:type="dxa"/>
+          <w:left w:w="15" w:type="dxa"/>
+          <w:bottom w:w="15" w:type="dxa"/>
+          <w:right w:w="15" w:type="dxa"/>
+        </w:tblCellMar>
+        <w:tblLook w:val="04A0" w:firstRow="1" w:lastRow="0" w:firstColumn="1" w:lastColumn="0" w:noHBand="0" w:noVBand="1"/>
+      </w:tblPr>
+      <w:tblGrid>
+        <w:gridCol w:w="1457"/>
+        <w:gridCol w:w="2564"/>
+        <w:gridCol w:w="1928"/>
+        <w:gridCol w:w="3077"/>
+      </w:tblGrid>
+      <w:tr>
+        <w:trPr>
+          <w:trHeight w:val="800"/>
+        </w:trPr>
+        <w:tc>
+          <w:tcPr>
+            <w:tcW w:w="0" w:type="auto"/>
+            <w:tcMar>
+              <w:top w:w="100" w:type="dxa"/>
+              <w:left w:w="100" w:type="dxa"/>
+              <w:bottom w:w="100" w:type="dxa"/>
+              <w:right w:w="100" w:type="dxa"/>
+            </w:tcMar>
+            <w:hideMark/>
+          </w:tcPr>
+          <w:p>
+            <w:r>
+              <w:t>Constraint</w:t>
+            </w:r>
+          </w:p>
+        </w:tc>
+        <w:tc>
+          <w:tcPr>
+            <w:tcW w:w="0" w:type="auto"/>
+            <w:tcMar>
+              <w:top w:w="100" w:type="dxa"/>
+              <w:left w:w="100" w:type="dxa"/>
+              <w:bottom w:w="100" w:type="dxa"/>
+              <w:right w:w="100" w:type="dxa"/>
+            </w:tcMar>
+            <w:hideMark/>
+          </w:tcPr>
+          <w:p>
+            <w:r>
+              <w:t>Purpose</w:t>
+            </w:r>
+          </w:p>
+        </w:tc>
+        <w:tc>
+          <w:tcPr>
+            <w:tcW w:w="0" w:type="auto"/>
+            <w:tcMar>
+              <w:top w:w="100" w:type="dxa"/>
+              <w:left w:w="100" w:type="dxa"/>
+              <w:bottom w:w="100" w:type="dxa"/>
+              <w:right w:w="100" w:type="dxa"/>
+            </w:tcMar>
+            <w:hideMark/>
+          </w:tcPr>
+          <w:p>
+            <w:r>
+              <w:t>Duplicate Allowed</w:t>
+            </w:r>
+          </w:p>
+        </w:tc>
+        <w:tc>
+          <w:tcPr>
+            <w:tcW w:w="0" w:type="auto"/>
+            <w:tcMar>
+              <w:top w:w="100" w:type="dxa"/>
+              <w:left w:w="100" w:type="dxa"/>
+              <w:bottom w:w="100" w:type="dxa"/>
+              <w:right w:w="100" w:type="dxa"/>
+            </w:tcMar>
+            <w:hideMark/>
+          </w:tcPr>
+          <w:p>
+            <w:r>
+              <w:t>NULL Allowed</w:t>
+            </w:r>
+          </w:p>
+        </w:tc>
+      </w:tr>
+      <w:tr>
+        <w:trPr>
+          <w:trHeight w:val="560"/>
+        </w:trPr>
+        <w:tc>
+          <w:tcPr>
+            <w:tcW w:w="0" w:type="auto"/>
+            <w:tcMar>
+              <w:top w:w="100" w:type="dxa"/>
+              <w:left w:w="100" w:type="dxa"/>
+              <w:bottom w:w="100" w:type="dxa"/>
+              <w:right w:w="100" w:type="dxa"/>
+            </w:tcMar>
+            <w:hideMark/>
+          </w:tcPr>
+          <w:p>
+            <w:r>
+              <w:t>NOT NULL</w:t>
+            </w:r>
+          </w:p>
+        </w:tc>
+        <w:tc>
+          <w:tcPr>
+            <w:tcW w:w="0" w:type="auto"/>
+            <w:tcMar>
+              <w:top w:w="100" w:type="dxa"/>
+              <w:left w:w="100" w:type="dxa"/>
+              <w:bottom w:w="100" w:type="dxa"/>
+              <w:right w:w="100" w:type="dxa"/>
+            </w:tcMar>
+            <w:hideMark/>
+          </w:tcPr>
+          <w:p>
+            <w:r>
+              <w:t>Prevents NULL values</w:t>
+            </w:r>
+          </w:p>
+        </w:tc>
+        <w:tc>
+          <w:tcPr>
+            <w:tcW w:w="0" w:type="auto"/>
+            <w:tcMar>
+              <w:top w:w="100" w:type="dxa"/>
+              <w:left w:w="100" w:type="dxa"/>
+              <w:bottom w:w="100" w:type="dxa"/>
+              <w:right w:w="100" w:type="dxa"/>
+            </w:tcMar>
+            <w:hideMark/>
+          </w:tcPr>
+          <w:p>
+            <w:r>
+              <w:t>Yes</w:t>
+            </w:r>
+          </w:p>
+        </w:tc>
+        <w:tc>
+          <w:tcPr>
+            <w:tcW w:w="0" w:type="auto"/>
+            <w:tcMar>
+              <w:top w:w="100" w:type="dxa"/>
+              <w:left w:w="100" w:type="dxa"/>
+              <w:bottom w:w="100" w:type="dxa"/>
+              <w:right w:w="100" w:type="dxa"/>
+            </w:tcMar>
+            <w:hideMark/>
+          </w:tcPr>
+          <w:p>
+            <w:r>
+              <w:t xml:space="preserve"> No</w:t>
+            </w:r>
+          </w:p>
+        </w:tc>
+      </w:tr>
+      <w:tr>
+        <w:trPr>
+          <w:trHeight w:val="1130"/>
+        </w:trPr>
+        <w:tc>
+          <w:tcPr>
+            <w:tcW w:w="0" w:type="auto"/>
+            <w:tcMar>
+              <w:top w:w="100" w:type="dxa"/>
+              <w:left w:w="100" w:type="dxa"/>
+              <w:bottom w:w="100" w:type="dxa"/>
+              <w:right w:w="100" w:type="dxa"/>
+            </w:tcMar>
+            <w:hideMark/>
+          </w:tcPr>
+          <w:p>
+            <w:r>
+              <w:t>UNIQUE</w:t>
+            </w:r>
+          </w:p>
+        </w:tc>
+        <w:tc>
+          <w:tcPr>
+            <w:tcW w:w="0" w:type="auto"/>
+            <w:tcMar>
+              <w:top w:w="100" w:type="dxa"/>
+              <w:left w:w="100" w:type="dxa"/>
+              <w:bottom w:w="100" w:type="dxa"/>
+              <w:right w:w="100" w:type="dxa"/>
+            </w:tcMar>
+            <w:hideMark/>
+          </w:tcPr>
+          <w:p>
+            <w:r>
+              <w:t>Prevents duplicate values</w:t>
+            </w:r>
+          </w:p>
+        </w:tc>
+        <w:tc>
+          <w:tcPr>
+            <w:tcW w:w="0" w:type="auto"/>
+            <w:tcMar>
+              <w:top w:w="100" w:type="dxa"/>
+              <w:left w:w="100" w:type="dxa"/>
+              <w:bottom w:w="100" w:type="dxa"/>
+              <w:right w:w="100" w:type="dxa"/>
+            </w:tcMar>
+            <w:hideMark/>
+          </w:tcPr>
+          <w:p>
+            <w:r>
+              <w:t xml:space="preserve"> No</w:t>
+            </w:r>
+          </w:p>
+        </w:tc>
+        <w:tc>
+          <w:tcPr>
+            <w:tcW w:w="0" w:type="auto"/>
+            <w:tcMar>
+              <w:top w:w="100" w:type="dxa"/>
+              <w:left w:w="100" w:type="dxa"/>
+              <w:bottom w:w="100" w:type="dxa"/>
+              <w:right w:w="100" w:type="dxa"/>
+            </w:tcMar>
+            <w:hideMark/>
+          </w:tcPr>
+          <w:p>
+            <w:r>
+              <w:t xml:space="preserve"> Yes (one or more NULLs in MySQL, depending on version/usage)</w:t>
+            </w:r>
+          </w:p>
+        </w:tc>
+      </w:tr>
+      <w:tr>
+        <w:trPr>
+          <w:trHeight w:val="800"/>
+        </w:trPr>
+        <w:tc>
+          <w:tcPr>
+            <w:tcW w:w="0" w:type="auto"/>
+            <w:tcMar>
+              <w:top w:w="100" w:type="dxa"/>
+              <w:left w:w="100" w:type="dxa"/>
+              <w:bottom w:w="100" w:type="dxa"/>
+              <w:right w:w="100" w:type="dxa"/>
+            </w:tcMar>
+            <w:hideMark/>
+          </w:tcPr>
+          <w:p>
+            <w:r>
+              <w:t>PRIMARY KEY</w:t>
+            </w:r>
+          </w:p>
+        </w:tc>
+        <w:tc>
+          <w:tcPr>
+            <w:tcW w:w="0" w:type="auto"/>
+            <w:tcMar>
+              <w:top w:w="100" w:type="dxa"/>
+              <w:left w:w="100" w:type="dxa"/>
+              <w:bottom w:w="100" w:type="dxa"/>
+              <w:right w:w="100" w:type="dxa"/>
+            </w:tcMar>
+            <w:hideMark/>
+          </w:tcPr>
+          <w:p>
+            <w:r>
+              <w:t>Uniquely identifies each row</w:t>
+            </w:r>
+          </w:p>
+        </w:tc>
+        <w:tc>
+          <w:tcPr>
+            <w:tcW w:w="0" w:type="auto"/>
+            <w:tcMar>
+              <w:top w:w="100" w:type="dxa"/>
+              <w:left w:w="100" w:type="dxa"/>
+              <w:bottom w:w="100" w:type="dxa"/>
+              <w:right w:w="100" w:type="dxa"/>
+            </w:tcMar>
+            <w:hideMark/>
+          </w:tcPr>
+          <w:p>
+            <w:r>
+              <w:t xml:space="preserve"> No</w:t>
+            </w:r>
+          </w:p>
+        </w:tc>
+        <w:tc>
+          <w:tcPr>
+            <w:tcW w:w="0" w:type="auto"/>
+            <w:tcMar>
+              <w:top w:w="100" w:type="dxa"/>
+              <w:left w:w="100" w:type="dxa"/>
+              <w:bottom w:w="100" w:type="dxa"/>
+              <w:right w:w="100" w:type="dxa"/>
+            </w:tcMar>
+            <w:hideMark/>
+          </w:tcPr>
+          <w:p>
+            <w:r>
+              <w:t xml:space="preserve"> No</w:t>
+            </w:r>
+          </w:p>
+        </w:tc>
+      </w:tr>
+      <w:tr>
+        <w:trPr>
+          <w:trHeight w:val="845"/>
+        </w:trPr>
+        <w:tc>
+          <w:tcPr>
+            <w:tcW w:w="0" w:type="auto"/>
+            <w:tcMar>
+              <w:top w:w="100" w:type="dxa"/>
+              <w:left w:w="100" w:type="dxa"/>
+              <w:bottom w:w="100" w:type="dxa"/>
+              <w:right w:w="100" w:type="dxa"/>
+            </w:tcMar>
+            <w:hideMark/>
+          </w:tcPr>
+          <w:p>
+            <w:r>
+              <w:t>Composite Key</w:t>
+            </w:r>
+          </w:p>
+        </w:tc>
+        <w:tc>
+          <w:tcPr>
+            <w:tcW w:w="0" w:type="auto"/>
+            <w:tcMar>
+              <w:top w:w="100" w:type="dxa"/>
+              <w:left w:w="100" w:type="dxa"/>
+              <w:bottom w:w="100" w:type="dxa"/>
+              <w:right w:w="100" w:type="dxa"/>
+            </w:tcMar>
+            <w:hideMark/>
+          </w:tcPr>
+          <w:p>
+            <w:r>
+              <w:t>Combination of columns uniquely identifies a row</w:t>
+            </w:r>
+          </w:p>
+        </w:tc>
+        <w:tc>
+          <w:tcPr>
+            <w:tcW w:w="0" w:type="auto"/>
+            <w:tcMar>
+              <w:top w:w="100" w:type="dxa"/>
+              <w:left w:w="100" w:type="dxa"/>
+              <w:bottom w:w="100" w:type="dxa"/>
+              <w:right w:w="100" w:type="dxa"/>
+            </w:tcMar>
+            <w:hideMark/>
+          </w:tcPr>
+          <w:p>
+            <w:r>
+              <w:t xml:space="preserve"> No (for the combination)</w:t>
+            </w:r>
+          </w:p>
+        </w:tc>
+        <w:tc>
+          <w:tcPr>
+            <w:tcW w:w="0" w:type="auto"/>
+            <w:tcMar>
+              <w:top w:w="100" w:type="dxa"/>
+              <w:left w:w="100" w:type="dxa"/>
+              <w:bottom w:w="100" w:type="dxa"/>
+              <w:right w:w="100" w:type="dxa"/>
+            </w:tcMar>
+            <w:hideMark/>
+          </w:tcPr>
+          <w:p>
+            <w:r>
+              <w:t xml:space="preserve"> No (as part of the primary key)</w:t>
+            </w:r>
+          </w:p>
+        </w:tc>
+      </w:tr>
+      <w:tr>
+        <w:trPr>
+          <w:trHeight w:val="845"/>
+        </w:trPr>
+        <w:tc>
+          <w:tcPr>
+            <w:tcW w:w="0" w:type="auto"/>
+            <w:tcMar>
+              <w:top w:w="100" w:type="dxa"/>
+              <w:left w:w="100" w:type="dxa"/>
+              <w:bottom w:w="100" w:type="dxa"/>
+              <w:right w:w="100" w:type="dxa"/>
+            </w:tcMar>
+            <w:hideMark/>
+          </w:tcPr>
+          <w:p>
+            <w:r>
+              <w:lastRenderedPageBreak/>
+              <w:t>FOREIGN KEY</w:t>
+            </w:r>
+          </w:p>
+        </w:tc>
+        <w:tc>
+          <w:tcPr>
+            <w:tcW w:w="0" w:type="auto"/>
+            <w:tcMar>
+              <w:top w:w="100" w:type="dxa"/>
+              <w:left w:w="100" w:type="dxa"/>
+              <w:bottom w:w="100" w:type="dxa"/>
+              <w:right w:w="100" w:type="dxa"/>
+            </w:tcMar>
+            <w:hideMark/>
+          </w:tcPr>
+          <w:p>
+            <w:r>
+              <w:t>Maintains parent-child relationship</w:t>
+            </w:r>
+          </w:p>
+        </w:tc>
+        <w:tc>
+          <w:tcPr>
+            <w:tcW w:w="0" w:type="auto"/>
+            <w:tcMar>
+              <w:top w:w="100" w:type="dxa"/>
+              <w:left w:w="100" w:type="dxa"/>
+              <w:bottom w:w="100" w:type="dxa"/>
+              <w:right w:w="100" w:type="dxa"/>
+            </w:tcMar>
+            <w:hideMark/>
+          </w:tcPr>
+          <w:p>
+            <w:r>
+              <w:t xml:space="preserve"> Yes</w:t>
+            </w:r>
+          </w:p>
+        </w:tc>
+        <w:tc>
+          <w:tcPr>
+            <w:tcW w:w="0" w:type="auto"/>
+            <w:tcMar>
+              <w:top w:w="100" w:type="dxa"/>
+              <w:left w:w="100" w:type="dxa"/>
+              <w:bottom w:w="100" w:type="dxa"/>
+              <w:right w:w="100" w:type="dxa"/>
+            </w:tcMar>
+            <w:hideMark/>
+          </w:tcPr>
+          <w:p>
+            <w:r>
+              <w:t>Yes (unless also declared NOT NULL)</w:t>
+            </w:r>
+          </w:p>
+        </w:tc>
+      </w:tr>
+      <w:tr>
+        <w:trPr>
+          <w:trHeight w:val="800"/>
+        </w:trPr>
+        <w:tc>
+          <w:tcPr>
+            <w:tcW w:w="0" w:type="auto"/>
+            <w:tcMar>
+              <w:top w:w="100" w:type="dxa"/>
+              <w:left w:w="100" w:type="dxa"/>
+              <w:bottom w:w="100" w:type="dxa"/>
+              <w:right w:w="100" w:type="dxa"/>
+            </w:tcMar>
+            <w:hideMark/>
+          </w:tcPr>
+          <w:p>
+            <w:r>
+              <w:t>CHECK</w:t>
+            </w:r>
+          </w:p>
+        </w:tc>
+        <w:tc>
+          <w:tcPr>
+            <w:tcW w:w="0" w:type="auto"/>
+            <w:tcMar>
+              <w:top w:w="100" w:type="dxa"/>
+              <w:left w:w="100" w:type="dxa"/>
+              <w:bottom w:w="100" w:type="dxa"/>
+              <w:right w:w="100" w:type="dxa"/>
+            </w:tcMar>
+            <w:hideMark/>
+          </w:tcPr>
+          <w:p>
+            <w:r>
+              <w:t>Restricts values based on a condition</w:t>
+            </w:r>
+          </w:p>
+        </w:tc>
+        <w:tc>
+          <w:tcPr>
+            <w:tcW w:w="0" w:type="auto"/>
+            <w:tcMar>
+              <w:top w:w="100" w:type="dxa"/>
+              <w:left w:w="100" w:type="dxa"/>
+              <w:bottom w:w="100" w:type="dxa"/>
+              <w:right w:w="100" w:type="dxa"/>
+            </w:tcMar>
+            <w:hideMark/>
+          </w:tcPr>
+          <w:p>
+            <w:r>
+              <w:t>Depends on the condition</w:t>
+            </w:r>
+          </w:p>
+        </w:tc>
+        <w:tc>
+          <w:tcPr>
+            <w:tcW w:w="0" w:type="auto"/>
+            <w:tcMar>
+              <w:top w:w="100" w:type="dxa"/>
+              <w:left w:w="100" w:type="dxa"/>
+              <w:bottom w:w="100" w:type="dxa"/>
+              <w:right w:w="100" w:type="dxa"/>
+            </w:tcMar>
+            <w:hideMark/>
+          </w:tcPr>
+          <w:p>
+            <w:r>
+              <w:t>Depends on the column definition</w:t>
+            </w:r>
+          </w:p>
+        </w:tc>
+      </w:tr>
+      <w:tr>
+        <w:trPr>
+          <w:trHeight w:val="800"/>
+        </w:trPr>
+        <w:tc>
+          <w:tcPr>
+            <w:tcW w:w="0" w:type="auto"/>
+            <w:tcMar>
+              <w:top w:w="100" w:type="dxa"/>
+              <w:left w:w="100" w:type="dxa"/>
+              <w:bottom w:w="100" w:type="dxa"/>
+              <w:right w:w="100" w:type="dxa"/>
+            </w:tcMar>
+            <w:hideMark/>
+          </w:tcPr>
+          <w:p>
+            <w:r>
+              <w:t>DEFAULT</w:t>
+            </w:r>
+          </w:p>
+        </w:tc>
+        <w:tc>
+          <w:tcPr>
+            <w:tcW w:w="0" w:type="auto"/>
+            <w:tcMar>
+              <w:top w:w="100" w:type="dxa"/>
+              <w:left w:w="100" w:type="dxa"/>
+              <w:bottom w:w="100" w:type="dxa"/>
+              <w:right w:w="100" w:type="dxa"/>
+            </w:tcMar>
+            <w:hideMark/>
+          </w:tcPr>
+          <w:p>
+            <w:r>
+              <w:t>Assigns a default value when none is provided</w:t>
+            </w:r>
+          </w:p>
+        </w:tc>
+        <w:tc>
+          <w:tcPr>
+            <w:tcW w:w="0" w:type="auto"/>
+            <w:tcMar>
+              <w:top w:w="100" w:type="dxa"/>
+              <w:left w:w="100" w:type="dxa"/>
+              <w:bottom w:w="100" w:type="dxa"/>
+              <w:right w:w="100" w:type="dxa"/>
+            </w:tcMar>
+            <w:hideMark/>
+          </w:tcPr>
+          <w:p>
+            <w:r>
+              <w:t>Depends on the column</w:t>
+            </w:r>
+          </w:p>
+        </w:tc>
+        <w:tc>
+          <w:tcPr>
+            <w:tcW w:w="0" w:type="auto"/>
+            <w:tcMar>
+              <w:top w:w="100" w:type="dxa"/>
+              <w:left w:w="100" w:type="dxa"/>
+              <w:bottom w:w="100" w:type="dxa"/>
+              <w:right w:w="100" w:type="dxa"/>
+            </w:tcMar>
+            <w:hideMark/>
+          </w:tcPr>
+          <w:p>
+            <w:r>
+              <w:t xml:space="preserve">Depends on the column </w:t>
+            </w:r>
+            <w:proofErr w:type="spellStart"/>
+            <w:r>
+              <w:t>defin</w:t>
+            </w:r>
+            <w:proofErr w:type="spellEnd"/>
+          </w:p>
+        </w:tc>
+      </w:tr>
+    </w:tbl>
+    <w:p/>
+    <w:p>
+      <w:pPr>
+        <w:rPr>
+          <w:b/>
+          <w:bCs/>
+        </w:rPr>
+      </w:pPr>
+      <w:r>
+        <w:rPr>
+          <w:b/>
+          <w:bCs/>
+        </w:rPr>
+        <w:t>What are Referential Actions?</w:t>
+      </w:r>
+    </w:p>
+    <w:p>
+      <w:r>
+        <w:rPr>
+          <w:b/>
+          <w:bCs/>
+        </w:rPr>
+        <w:t> Referential actions define what happens to child table data when the parent table data is updated or deleted.</w:t>
+      </w:r>
+    </w:p>
+    <w:p>
+      <w:r>
+        <w:rPr>
+          <w:b/>
+          <w:bCs/>
+        </w:rPr>
+        <w:t>They are used with FOREIGN KEY constraints.</w:t>
+      </w:r>
+    </w:p>
+    <w:p>
+      <w:pPr>
+        <w:rPr>
+          <w:b/>
+          <w:bCs/>
+        </w:rPr>
+      </w:pPr>
+      <w:r>
+        <w:rPr>
+          <w:b/>
+          <w:bCs/>
+        </w:rPr>
+        <w:t>1. ON DELETE CASCADE</w:t>
+      </w:r>
+    </w:p>
+    <w:p>
+      <w:pPr>
+        <w:rPr>
+          <w:b/>
+          <w:bCs/>
+        </w:rPr>
+      </w:pPr>
+      <w:r>
+        <w:rPr>
+          <w:b/>
+          <w:bCs/>
+        </w:rPr>
+        <w:t> Concept</w:t>
+      </w:r>
+    </w:p>
+    <w:p>
+      <w:r>
+        <w:rPr>
+          <w:b/>
+          <w:bCs/>
+        </w:rPr>
+        <w:t>When a parent row is deleted, all matching child rows are automatically deleted.</w:t>
+      </w:r>
+    </w:p>
+    <w:p>
+      <w:pPr>
+        <w:rPr>
+          <w:b/>
+          <w:bCs/>
+        </w:rPr>
+      </w:pPr>
+      <w:r>
+        <w:rPr>
+          <w:rFonts w:ascii="Segoe UI Emoji" w:hAnsi="Segoe UI Emoji" w:cs="Segoe UI Emoji"/>
+          <w:b/>
+          <w:bCs/>
+        </w:rPr>
+        <w:t>🔧</w:t>
+      </w:r>
+      <w:r>
+        <w:rPr>
+          <w:b/>
+          <w:bCs/>
+        </w:rPr>
+        <w:t xml:space="preserve"> What it does</w:t>
+      </w:r>
+    </w:p>
+    <w:p>
+      <w:r>
+        <w:rPr>
+          <w:b/>
+          <w:bCs/>
+        </w:rPr>
+        <w:t> Keeps data consistent by removing dependent records automatically.</w:t>
+      </w:r>
+    </w:p>
+    <w:p>
+      <w:r>
+        <w:pict w14:anchorId="14AD2C0D">
+          <v:rect id="_x0000_i1143" style="width:0;height:1.5pt" o:hralign="center" o:hrstd="t" o:hr="t" fillcolor="#a0a0a0" stroked="f"/>
+        </w:pict>
+      </w:r>
+    </w:p>
+    <w:p>
+      <w:pPr>
+        <w:rPr>
+          <w:b/>
+          <w:bCs/>
+        </w:rPr>
+      </w:pPr>
+      <w:r>
+        <w:rPr>
+          <w:b/>
+          <w:bCs/>
+        </w:rPr>
+        <w:t> Example</w:t>
+      </w:r>
+    </w:p>
+    <w:p>
+      <w:r>
+        <w:rPr>
+          <w:b/>
+          <w:bCs/>
+        </w:rPr>
+        <w:t>-- Parent Table</w:t>
+      </w:r>
+    </w:p>
+    <w:p>
+      <w:r>
+        <w:rPr>
+          <w:b/>
+          <w:bCs/>
+        </w:rPr>
+        <w:t>CREATE TABLE Departments (</w:t>
+      </w:r>
+    </w:p>
+    <w:p>
+      <w:r>
+        <w:rPr>
+          <w:b/>
+          <w:bCs/>
+        </w:rPr>
+        <w:t>   </w:t>
+      </w:r>
+      <w:proofErr w:type="spellStart"/>
+      <w:r>
+        <w:rPr>
+          <w:b/>
+          <w:bCs/>
+        </w:rPr>
+        <w:t>dept_id</w:t>
+      </w:r>
+      <w:proofErr w:type="spellEnd"/>
+      <w:r>
+        <w:rPr>
+          <w:b/>
+          <w:bCs/>
+        </w:rPr>
+        <w:t xml:space="preserve"> INT PRIMARY KEY,</w:t>
+      </w:r>
+    </w:p>
+    <w:p>
+      <w:r>
+        <w:rPr>
+          <w:b/>
+          <w:bCs/>
+        </w:rPr>
+        <w:t>   </w:t>
+      </w:r>
+      <w:proofErr w:type="spellStart"/>
+      <w:r>
+        <w:rPr>
+          <w:b/>
+          <w:bCs/>
+        </w:rPr>
+        <w:t>dept_name</w:t>
+      </w:r>
+      <w:proofErr w:type="spellEnd"/>
+      <w:r>
+        <w:rPr>
+          <w:b/>
+          <w:bCs/>
+        </w:rPr>
+        <w:t xml:space="preserve"> </w:t>
+      </w:r>
+      <w:proofErr w:type="gramStart"/>
+      <w:r>
+        <w:rPr>
+          <w:b/>
+          <w:bCs/>
+        </w:rPr>
+        <w:t>VARCHAR(</w:t>
+      </w:r>
+      <w:proofErr w:type="gramEnd"/>
+      <w:r>
+        <w:rPr>
+          <w:b/>
+          <w:bCs/>
+        </w:rPr>
+        <w:t>50)</w:t>
+      </w:r>
+    </w:p>
+    <w:p>
+      <w:r>
+        <w:rPr>
+          <w:b/>
+          <w:bCs/>
+        </w:rPr>
+        <w:t>);</w:t>
+      </w:r>
+    </w:p>
+    <w:p/>
+    <w:p>
+      <w:r>
+        <w:rPr>
+          <w:b/>
+          <w:bCs/>
+        </w:rPr>
+        <w:t>-- Child Table</w:t>
+      </w:r>
+    </w:p>
+    <w:p>
+      <w:r>
+        <w:rPr>
+          <w:b/>
+          <w:bCs/>
+        </w:rPr>
+        <w:t>CREATE TABLE Employees (</w:t>
+      </w:r>
+    </w:p>
+    <w:p>
+      <w:r>
+        <w:rPr>
+          <w:b/>
+          <w:bCs/>
+        </w:rPr>
+        <w:t>   </w:t>
+      </w:r>
+      <w:proofErr w:type="spellStart"/>
+      <w:r>
+        <w:rPr>
+          <w:b/>
+          <w:bCs/>
+        </w:rPr>
+        <w:t>emp_id</w:t>
+      </w:r>
+      <w:proofErr w:type="spellEnd"/>
+      <w:r>
+        <w:rPr>
+          <w:b/>
+          <w:bCs/>
+        </w:rPr>
+        <w:t xml:space="preserve"> INT PRIMARY KEY,</w:t>
+      </w:r>
+    </w:p>
+    <w:p>
+      <w:r>
+        <w:rPr>
+          <w:b/>
+          <w:bCs/>
+        </w:rPr>
+        <w:t xml:space="preserve">   name </w:t>
+      </w:r>
+      <w:proofErr w:type="gramStart"/>
+      <w:r>
+        <w:rPr>
+          <w:b/>
+          <w:bCs/>
+        </w:rPr>
+        <w:t>VARCHAR(</w:t>
+      </w:r>
+      <w:proofErr w:type="gramEnd"/>
+      <w:r>
+        <w:rPr>
+          <w:b/>
+          <w:bCs/>
+        </w:rPr>
+        <w:t>100),</w:t>
+      </w:r>
+    </w:p>
+    <w:p>
+      <w:r>
+        <w:rPr>
+          <w:b/>
+          <w:bCs/>
+        </w:rPr>
+        <w:lastRenderedPageBreak/>
+        <w:t>   </w:t>
+      </w:r>
+      <w:proofErr w:type="spellStart"/>
+      <w:r>
+        <w:rPr>
+          <w:b/>
+          <w:bCs/>
+        </w:rPr>
+        <w:t>dept_id</w:t>
+      </w:r>
+      <w:proofErr w:type="spellEnd"/>
+      <w:r>
+        <w:rPr>
+          <w:b/>
+          <w:bCs/>
+        </w:rPr>
+        <w:t xml:space="preserve"> INT,</w:t>
+      </w:r>
+    </w:p>
+    <w:p>
+      <w:r>
+        <w:rPr>
+          <w:b/>
+          <w:bCs/>
+        </w:rPr>
+        <w:t>   FOREIGN KEY (</w:t>
+      </w:r>
+      <w:proofErr w:type="spellStart"/>
+      <w:r>
+        <w:rPr>
+          <w:b/>
+          <w:bCs/>
+        </w:rPr>
+        <w:t>dept_id</w:t>
+      </w:r>
+      <w:proofErr w:type="spellEnd"/>
+      <w:r>
+        <w:rPr>
+          <w:b/>
+          <w:bCs/>
+        </w:rPr>
+        <w:t>)</w:t>
+      </w:r>
+    </w:p>
+    <w:p>
+      <w:r>
+        <w:rPr>
+          <w:b/>
+          <w:bCs/>
+        </w:rPr>
+        <w:t>   REFERENCES Departments(</w:t>
+      </w:r>
+      <w:proofErr w:type="spellStart"/>
+      <w:r>
+        <w:rPr>
+          <w:b/>
+          <w:bCs/>
+        </w:rPr>
+        <w:t>dept_id</w:t>
+      </w:r>
+      <w:proofErr w:type="spellEnd"/>
+      <w:r>
+        <w:rPr>
+          <w:b/>
+          <w:bCs/>
+        </w:rPr>
+        <w:t>)</w:t>
+      </w:r>
+    </w:p>
+    <w:p>
+      <w:r>
+        <w:rPr>
+          <w:b/>
+          <w:bCs/>
+        </w:rPr>
+        <w:t>   ON DELETE CASCADE</w:t>
+      </w:r>
+    </w:p>
+    <w:p>
+      <w:r>
+        <w:rPr>
+          <w:b/>
+          <w:bCs/>
+        </w:rPr>
+        <w:t>);</w:t>
+      </w:r>
+    </w:p>
+    <w:p>
+      <w:pPr>
+        <w:rPr>
+          <w:b/>
+          <w:bCs/>
+        </w:rPr>
+      </w:pPr>
+      <w:r>
+        <w:rPr>
+          <w:b/>
+          <w:bCs/>
+        </w:rPr>
+        <w:t> Insert Records</w:t>
+      </w:r>
+    </w:p>
+    <w:p>
+      <w:r>
+        <w:rPr>
+          <w:b/>
+          <w:bCs/>
+        </w:rPr>
+        <w:t>INSERT INTO Departments VALUES</w:t>
+      </w:r>
+    </w:p>
+    <w:p>
+      <w:r>
+        <w:rPr>
+          <w:b/>
+          <w:bCs/>
+        </w:rPr>
+        <w:t>(1, 'IT'),</w:t>
+      </w:r>
+    </w:p>
+    <w:p>
+      <w:r>
+        <w:rPr>
+          <w:b/>
+          <w:bCs/>
+        </w:rPr>
+        <w:t>(2, 'HR');</w:t>
+      </w:r>
+    </w:p>
+    <w:p/>
+    <w:p>
+      <w:r>
+        <w:rPr>
+          <w:b/>
+          <w:bCs/>
+        </w:rPr>
+        <w:t>INSERT INTO Employees VALUES</w:t>
+      </w:r>
+    </w:p>
+    <w:p>
+      <w:r>
+        <w:rPr>
+          <w:b/>
+          <w:bCs/>
+        </w:rPr>
+        <w:t>(101, 'Rahul', 1),</w:t>
+      </w:r>
+    </w:p>
+    <w:p>
+      <w:r>
+        <w:rPr>
+          <w:b/>
+          <w:bCs/>
+        </w:rPr>
+        <w:t>(102, 'Sneha', 1),</w:t>
+      </w:r>
+    </w:p>
+    <w:p>
+      <w:r>
+        <w:rPr>
+          <w:b/>
+          <w:bCs/>
+        </w:rPr>
+        <w:t>(103, 'Amit', 2);</w:t>
+      </w:r>
+    </w:p>
+    <w:p>
+      <w:pPr>
+        <w:rPr>
+          <w:b/>
+          <w:bCs/>
+        </w:rPr>
+      </w:pPr>
+      <w:r>
+        <w:rPr>
+          <w:b/>
+          <w:bCs/>
+        </w:rPr>
+        <w:t> Operation</w:t>
+      </w:r>
+    </w:p>
+    <w:p>
+      <w:pPr>
+        <w:rPr>
+          <w:b/>
+          <w:bCs/>
+        </w:rPr>
+      </w:pPr>
+      <w:r>
+        <w:rPr>
+          <w:b/>
+          <w:bCs/>
+        </w:rPr>
+        <w:t xml:space="preserve">DELETE FROM Departments WHERE </w:t>
+      </w:r>
+      <w:proofErr w:type="spellStart"/>
+      <w:r>
+        <w:rPr>
+          <w:b/>
+          <w:bCs/>
+        </w:rPr>
+        <w:t>dept_id</w:t>
+      </w:r>
+      <w:proofErr w:type="spellEnd"/>
+      <w:r>
+        <w:rPr>
+          <w:b/>
+          <w:bCs/>
+        </w:rPr>
+        <w:t xml:space="preserve"> = 1;</w:t>
+      </w:r>
+    </w:p>
+    <w:p>
+      <w:pPr>
+        <w:rPr>
+          <w:b/>
+          <w:bCs/>
+        </w:rPr>
+      </w:pPr>
+      <w:r>
+        <w:rPr>
+          <w:b/>
+          <w:bCs/>
+        </w:rPr>
+        <w:t> Result</w:t>
+      </w:r>
+    </w:p>
+    <w:p>
+      <w:pPr>
+        <w:numPr>
+          <w:ilvl w:val="0"/>
+          <w:numId w:val="4"/>
+        </w:numPr>
+        <w:rPr>
+          <w:b/>
+          <w:bCs/>
+        </w:rPr>
+      </w:pPr>
+      <w:r>
+        <w:rPr>
+          <w:b/>
+          <w:bCs/>
+        </w:rPr>
+        <w:t>Dept 1 deleted</w:t>
+      </w:r>
+    </w:p>
+    <w:p>
+      <w:pPr>
+        <w:numPr>
+          <w:ilvl w:val="0"/>
+          <w:numId w:val="4"/>
+        </w:numPr>
+      </w:pPr>
+      <w:r>
+        <w:rPr>
+          <w:b/>
+          <w:bCs/>
+        </w:rPr>
+        <w:t xml:space="preserve">Employees with </w:t>
+      </w:r>
+      <w:proofErr w:type="spellStart"/>
+      <w:r>
+        <w:rPr>
+          <w:b/>
+          <w:bCs/>
+        </w:rPr>
+        <w:t>dept_id</w:t>
+      </w:r>
+      <w:proofErr w:type="spellEnd"/>
+      <w:r>
+        <w:rPr>
+          <w:b/>
+          <w:bCs/>
+        </w:rPr>
+        <w:t xml:space="preserve"> = 1 also deleted automatically</w:t>
+      </w:r>
+    </w:p>
+    <w:p>
+      <w:r>
+        <w:pict w14:anchorId="527FBC59">
+          <v:rect id="_x0000_i1144" style="width:0;height:1.5pt" o:hralign="center" o:hrstd="t" o:hr="t" fillcolor="#a0a0a0" stroked="f"/>
+        </w:pict>
+      </w:r>
+    </w:p>
+    <w:p>
+      <w:pPr>
+        <w:rPr>
+          <w:b/>
+          <w:bCs/>
+        </w:rPr>
+      </w:pPr>
+      <w:r>
+        <w:rPr>
+          <w:rFonts w:ascii="Segoe UI Emoji" w:hAnsi="Segoe UI Emoji" w:cs="Segoe UI Emoji"/>
+          <w:b/>
+          <w:bCs/>
+        </w:rPr>
+        <w:t>🔹</w:t>
+      </w:r>
+      <w:r>
+        <w:rPr>
+          <w:b/>
+          <w:bCs/>
+        </w:rPr>
+        <w:t xml:space="preserve"> 2. ON UPDATE CASCADE</w:t>
+      </w:r>
+    </w:p>
+    <w:p>
+      <w:pPr>
+        <w:rPr>
+          <w:b/>
+          <w:bCs/>
+        </w:rPr>
+      </w:pPr>
+      <w:r>
+        <w:rPr>
+          <w:b/>
+          <w:bCs/>
+        </w:rPr>
+        <w:t> Concept</w:t>
+      </w:r>
+    </w:p>
+    <w:p>
+      <w:r>
+        <w:rPr>
+          <w:b/>
+          <w:bCs/>
+        </w:rPr>
+        <w:t>When a parent key is updated, all matching child foreign keys are updated automatically.</w:t>
+      </w:r>
+    </w:p>
+    <w:p>
+      <w:pPr>
+        <w:rPr>
+          <w:b/>
+          <w:bCs/>
+        </w:rPr>
+      </w:pPr>
+      <w:r>
+        <w:rPr>
+          <w:b/>
+          <w:bCs/>
+        </w:rPr>
+        <w:t> What it does</w:t>
+      </w:r>
+    </w:p>
+    <w:p>
+      <w:r>
+        <w:rPr>
+          <w:b/>
+          <w:bCs/>
+        </w:rPr>
+        <w:t> Maintains consistency when primary key changes.</w:t>
+      </w:r>
+    </w:p>
+    <w:p>
+      <w:r>
+        <w:pict w14:anchorId="09698311">
+          <v:rect id="_x0000_i1145" style="width:0;height:1.5pt" o:hralign="center" o:hrstd="t" o:hr="t" fillcolor="#a0a0a0" stroked="f"/>
+        </w:pict>
+      </w:r>
+    </w:p>
+    <w:p>
+      <w:pPr>
+        <w:rPr>
+          <w:b/>
+          <w:bCs/>
+        </w:rPr>
+      </w:pPr>
+      <w:r>
+        <w:rPr>
+          <w:b/>
+          <w:bCs/>
+        </w:rPr>
+        <w:t> Example</w:t>
+      </w:r>
+    </w:p>
+    <w:p>
+      <w:r>
+        <w:rPr>
+          <w:b/>
+          <w:bCs/>
+        </w:rPr>
+        <w:lastRenderedPageBreak/>
+        <w:t>CREATE TABLE Employees (</w:t>
+      </w:r>
+    </w:p>
+    <w:p>
+      <w:r>
+        <w:rPr>
+          <w:b/>
+          <w:bCs/>
+        </w:rPr>
+        <w:t>   </w:t>
+      </w:r>
+      <w:proofErr w:type="spellStart"/>
+      <w:r>
+        <w:rPr>
+          <w:b/>
+          <w:bCs/>
+        </w:rPr>
+        <w:t>emp_id</w:t>
+      </w:r>
+      <w:proofErr w:type="spellEnd"/>
+      <w:r>
+        <w:rPr>
+          <w:b/>
+          <w:bCs/>
+        </w:rPr>
+        <w:t xml:space="preserve"> INT PRIMARY KEY,</w:t>
+      </w:r>
+    </w:p>
+    <w:p>
+      <w:r>
+        <w:rPr>
+          <w:b/>
+          <w:bCs/>
+        </w:rPr>
+        <w:t xml:space="preserve">   name </w:t>
+      </w:r>
+      <w:proofErr w:type="gramStart"/>
+      <w:r>
+        <w:rPr>
+          <w:b/>
+          <w:bCs/>
+        </w:rPr>
+        <w:t>VARCHAR(</w:t>
+      </w:r>
+      <w:proofErr w:type="gramEnd"/>
+      <w:r>
+        <w:rPr>
+          <w:b/>
+          <w:bCs/>
+        </w:rPr>
+        <w:t>100),</w:t>
+      </w:r>
+    </w:p>
+    <w:p>
+      <w:r>
+        <w:rPr>
+          <w:b/>
+          <w:bCs/>
+        </w:rPr>
+        <w:t>   </w:t>
+      </w:r>
+      <w:proofErr w:type="spellStart"/>
+      <w:r>
+        <w:rPr>
+          <w:b/>
+          <w:bCs/>
+        </w:rPr>
+        <w:t>dept_id</w:t>
+      </w:r>
+      <w:proofErr w:type="spellEnd"/>
+      <w:r>
+        <w:rPr>
+          <w:b/>
+          <w:bCs/>
+        </w:rPr>
+        <w:t xml:space="preserve"> INT,</w:t>
+      </w:r>
+    </w:p>
+    <w:p>
+      <w:r>
+        <w:rPr>
+          <w:b/>
+          <w:bCs/>
+        </w:rPr>
+        <w:t>   FOREIGN KEY (</w:t>
+      </w:r>
+      <w:proofErr w:type="spellStart"/>
+      <w:r>
+        <w:rPr>
+          <w:b/>
+          <w:bCs/>
+        </w:rPr>
+        <w:t>dept_id</w:t>
+      </w:r>
+      <w:proofErr w:type="spellEnd"/>
+      <w:r>
+        <w:rPr>
+          <w:b/>
+          <w:bCs/>
+        </w:rPr>
+        <w:t>)</w:t>
+      </w:r>
+    </w:p>
+    <w:p>
+      <w:r>
+        <w:rPr>
+          <w:b/>
+          <w:bCs/>
+        </w:rPr>
+        <w:t>   REFERENCES Departments(</w:t>
+      </w:r>
+      <w:proofErr w:type="spellStart"/>
+      <w:r>
+        <w:rPr>
+          <w:b/>
+          <w:bCs/>
+        </w:rPr>
+        <w:t>dept_id</w:t>
+      </w:r>
+      <w:proofErr w:type="spellEnd"/>
+      <w:r>
+        <w:rPr>
+          <w:b/>
+          <w:bCs/>
+        </w:rPr>
+        <w:t>)</w:t>
+      </w:r>
+    </w:p>
+    <w:p>
+      <w:r>
+        <w:rPr>
+          <w:b/>
+          <w:bCs/>
+        </w:rPr>
+        <w:t>   ON UPDATE CASCADE</w:t>
+      </w:r>
+    </w:p>
+    <w:p>
+      <w:r>
+        <w:rPr>
+          <w:b/>
+          <w:bCs/>
+        </w:rPr>
+        <w:t>);</w:t>
+      </w:r>
+    </w:p>
+    <w:p>
+      <w:pPr>
+        <w:rPr>
+          <w:b/>
+          <w:bCs/>
+        </w:rPr>
+      </w:pPr>
+      <w:r>
+        <w:rPr>
+          <w:b/>
+          <w:bCs/>
+        </w:rPr>
+        <w:t> Insert Records</w:t>
+      </w:r>
+    </w:p>
+    <w:p>
+      <w:r>
+        <w:rPr>
+          <w:b/>
+          <w:bCs/>
+        </w:rPr>
+        <w:t>INSERT INTO Departments VALUES</w:t>
+      </w:r>
+    </w:p>
+    <w:p>
+      <w:r>
+        <w:rPr>
+          <w:b/>
+          <w:bCs/>
+        </w:rPr>
+        <w:t>(1, 'IT'),</w:t>
+      </w:r>
+    </w:p>
+    <w:p>
+      <w:r>
+        <w:rPr>
+          <w:b/>
+          <w:bCs/>
+        </w:rPr>
+        <w:t>(2, 'HR');</w:t>
+      </w:r>
+    </w:p>
+    <w:p/>
+    <w:p>
+      <w:r>
+        <w:rPr>
+          <w:b/>
+          <w:bCs/>
+        </w:rPr>
+        <w:t>INSERT INTO Employees VALUES</w:t>
+      </w:r>
+    </w:p>
+    <w:p>
+      <w:r>
+        <w:rPr>
+          <w:b/>
+          <w:bCs/>
+        </w:rPr>
+        <w:t>(101, 'Rahul', 1),</w:t>
+      </w:r>
+    </w:p>
+    <w:p>
+      <w:r>
+        <w:rPr>
+          <w:b/>
+          <w:bCs/>
+        </w:rPr>
+        <w:t>(102, 'Sneha', 1),</w:t>
+      </w:r>
+    </w:p>
+    <w:p>
+      <w:r>
+        <w:rPr>
+          <w:b/>
+          <w:bCs/>
+        </w:rPr>
+        <w:t>(103, 'Amit', 2);</w:t>
+      </w:r>
+    </w:p>
+    <w:p>
+      <w:pPr>
+        <w:rPr>
+          <w:b/>
+          <w:bCs/>
+        </w:rPr>
+      </w:pPr>
+      <w:r>
+        <w:rPr>
+          <w:b/>
+          <w:bCs/>
+        </w:rPr>
+        <w:t> Operation</w:t>
+      </w:r>
+    </w:p>
+    <w:p>
+      <w:r>
+        <w:rPr>
+          <w:b/>
+          <w:bCs/>
+        </w:rPr>
+        <w:t xml:space="preserve">UPDATE Departments SET </w:t>
+      </w:r>
+      <w:proofErr w:type="spellStart"/>
+      <w:r>
+        <w:rPr>
+          <w:b/>
+          <w:bCs/>
+        </w:rPr>
+        <w:t>dept_id</w:t>
+      </w:r>
+      <w:proofErr w:type="spellEnd"/>
+      <w:r>
+        <w:rPr>
+          <w:b/>
+          <w:bCs/>
+        </w:rPr>
+        <w:t xml:space="preserve"> = 10 WHERE </w:t>
+      </w:r>
+      <w:proofErr w:type="spellStart"/>
+      <w:r>
+        <w:rPr>
+          <w:b/>
+          <w:bCs/>
+        </w:rPr>
+        <w:t>dept_id</w:t>
+      </w:r>
+      <w:proofErr w:type="spellEnd"/>
+      <w:r>
+        <w:rPr>
+          <w:b/>
+          <w:bCs/>
+        </w:rPr>
+        <w:t xml:space="preserve"> = 1;</w:t>
+      </w:r>
+    </w:p>
+    <w:p>
+      <w:pPr>
+        <w:rPr>
+          <w:b/>
+          <w:bCs/>
+        </w:rPr>
+      </w:pPr>
+      <w:r>
+        <w:rPr>
+          <w:b/>
+          <w:bCs/>
+        </w:rPr>
+        <w:t> Result</w:t>
+      </w:r>
+    </w:p>
+    <w:p>
+      <w:pPr>
+        <w:numPr>
+          <w:ilvl w:val="0"/>
+          <w:numId w:val="5"/>
+        </w:numPr>
+        <w:rPr>
+          <w:b/>
+          <w:bCs/>
+        </w:rPr>
+      </w:pPr>
+      <w:proofErr w:type="spellStart"/>
+      <w:r>
+        <w:rPr>
+          <w:b/>
+          <w:bCs/>
+        </w:rPr>
+        <w:t>dept_id</w:t>
+      </w:r>
+      <w:proofErr w:type="spellEnd"/>
+      <w:r>
+        <w:rPr>
+          <w:b/>
+          <w:bCs/>
+        </w:rPr>
+        <w:t xml:space="preserve"> changed from 1 → 10</w:t>
+      </w:r>
+    </w:p>
+    <w:p>
+      <w:pPr>
+        <w:numPr>
+          <w:ilvl w:val="0"/>
+          <w:numId w:val="5"/>
+        </w:numPr>
+      </w:pPr>
+      <w:r>
+        <w:rPr>
+          <w:b/>
+          <w:bCs/>
+        </w:rPr>
+        <w:t xml:space="preserve">Employees </w:t>
+      </w:r>
+      <w:proofErr w:type="spellStart"/>
+      <w:r>
+        <w:rPr>
+          <w:b/>
+          <w:bCs/>
+        </w:rPr>
+        <w:t>dept_id</w:t>
+      </w:r>
+      <w:proofErr w:type="spellEnd"/>
+      <w:r>
+        <w:rPr>
+          <w:b/>
+          <w:bCs/>
+        </w:rPr>
+        <w:t xml:space="preserve"> also updated automatically to 10</w:t>
+      </w:r>
+    </w:p>
+    <w:p>
+      <w:r>
+        <w:pict w14:anchorId="2FD5E9C2">
+          <v:rect id="_x0000_i1146" style="width:0;height:1.5pt" o:hralign="center" o:hrstd="t" o:hr="t" fillcolor="#a0a0a0" stroked="f"/>
+        </w:pict>
+      </w:r>
+    </w:p>
+    <w:p>
+      <w:pPr>
+        <w:rPr>
+          <w:b/>
+          <w:bCs/>
+        </w:rPr>
+      </w:pPr>
+      <w:r>
+        <w:rPr>
+          <w:b/>
+          <w:bCs/>
+        </w:rPr>
+        <w:t> 3. ON DELETE SET NULL</w:t>
+      </w:r>
+    </w:p>
+    <w:p>
+      <w:pPr>
+        <w:rPr>
+          <w:b/>
+          <w:bCs/>
+        </w:rPr>
+      </w:pPr>
+      <w:r>
+        <w:rPr>
+          <w:b/>
+          <w:bCs/>
+        </w:rPr>
+        <w:t> Concept</w:t>
+      </w:r>
+    </w:p>
+    <w:p>
+      <w:r>
+        <w:rPr>
+          <w:b/>
+          <w:bCs/>
+        </w:rPr>
+        <w:t>When a parent row is deleted, the child foreign key becomes NULL.</w:t>
+      </w:r>
+    </w:p>
+    <w:p>
+      <w:pPr>
+        <w:rPr>
+          <w:b/>
+          <w:bCs/>
+        </w:rPr>
+      </w:pPr>
+      <w:r>
+        <w:rPr>
+          <w:b/>
+          <w:bCs/>
+        </w:rPr>
+        <w:t> What it does</w:t>
+      </w:r>
+    </w:p>
+    <w:p>
+      <w:r>
+        <w:rPr>
+          <w:b/>
+          <w:bCs/>
+        </w:rPr>
+        <w:t> Keeps the child record but removes the relationship.</w:t>
+      </w:r>
+    </w:p>
+    <w:p>
+      <w:r>
+        <w:rPr>
+          <w:b/>
+          <w:bCs/>
+        </w:rPr>
+        <w:lastRenderedPageBreak/>
+        <w:t> Column must allow NULL</w:t>
+      </w:r>
+    </w:p>
+    <w:p>
+      <w:r>
+        <w:pict w14:anchorId="3C75955D">
+          <v:rect id="_x0000_i1147" style="width:0;height:1.5pt" o:hralign="center" o:hrstd="t" o:hr="t" fillcolor="#a0a0a0" stroked="f"/>
+        </w:pict>
+      </w:r>
+    </w:p>
+    <w:p>
+      <w:pPr>
+        <w:rPr>
+          <w:b/>
+          <w:bCs/>
+        </w:rPr>
+      </w:pPr>
+      <w:r>
+        <w:rPr>
+          <w:b/>
+          <w:bCs/>
+        </w:rPr>
+        <w:t> Example</w:t>
+      </w:r>
+    </w:p>
+    <w:p>
+      <w:r>
+        <w:rPr>
+          <w:b/>
+          <w:bCs/>
+        </w:rPr>
+        <w:t>CREATE TABLE Employees (</w:t>
+      </w:r>
+    </w:p>
+    <w:p>
+      <w:r>
+        <w:rPr>
+          <w:b/>
+          <w:bCs/>
+        </w:rPr>
+        <w:t>   </w:t>
+      </w:r>
+      <w:proofErr w:type="spellStart"/>
+      <w:r>
+        <w:rPr>
+          <w:b/>
+          <w:bCs/>
+        </w:rPr>
+        <w:t>emp_id</w:t>
+      </w:r>
+      <w:proofErr w:type="spellEnd"/>
+      <w:r>
+        <w:rPr>
+          <w:b/>
+          <w:bCs/>
+        </w:rPr>
+        <w:t xml:space="preserve"> INT PRIMARY KEY,</w:t>
+      </w:r>
+    </w:p>
+    <w:p>
+      <w:r>
+        <w:rPr>
+          <w:b/>
+          <w:bCs/>
+        </w:rPr>
+        <w:t xml:space="preserve">   name </w:t>
+      </w:r>
+      <w:proofErr w:type="gramStart"/>
+      <w:r>
+        <w:rPr>
+          <w:b/>
+          <w:bCs/>
+        </w:rPr>
+        <w:t>VARCHAR(</w:t>
+      </w:r>
+      <w:proofErr w:type="gramEnd"/>
+      <w:r>
+        <w:rPr>
+          <w:b/>
+          <w:bCs/>
+        </w:rPr>
+        <w:t>100),</w:t>
+      </w:r>
+    </w:p>
+    <w:p>
+      <w:r>
+        <w:rPr>
+          <w:b/>
+          <w:bCs/>
+        </w:rPr>
+        <w:t>   </w:t>
+      </w:r>
+      <w:proofErr w:type="spellStart"/>
+      <w:r>
+        <w:rPr>
+          <w:b/>
+          <w:bCs/>
+        </w:rPr>
+        <w:t>dept_id</w:t>
+      </w:r>
+      <w:proofErr w:type="spellEnd"/>
+      <w:r>
+        <w:rPr>
+          <w:b/>
+          <w:bCs/>
+        </w:rPr>
+        <w:t xml:space="preserve"> INT NULL,</w:t>
+      </w:r>
+    </w:p>
+    <w:p>
+      <w:r>
+        <w:rPr>
+          <w:b/>
+          <w:bCs/>
+        </w:rPr>
+        <w:t>   FOREIGN KEY (</w:t>
+      </w:r>
+      <w:proofErr w:type="spellStart"/>
+      <w:r>
+        <w:rPr>
+          <w:b/>
+          <w:bCs/>
+        </w:rPr>
+        <w:t>dept_id</w:t>
+      </w:r>
+      <w:proofErr w:type="spellEnd"/>
+      <w:r>
+        <w:rPr>
+          <w:b/>
+          <w:bCs/>
+        </w:rPr>
+        <w:t>)</w:t>
+      </w:r>
+    </w:p>
+    <w:p>
+      <w:r>
+        <w:rPr>
+          <w:b/>
+          <w:bCs/>
+        </w:rPr>
+        <w:t>   REFERENCES Departments(</w:t>
+      </w:r>
+      <w:proofErr w:type="spellStart"/>
+      <w:r>
+        <w:rPr>
+          <w:b/>
+          <w:bCs/>
+        </w:rPr>
+        <w:t>dept_id</w:t>
+      </w:r>
+      <w:proofErr w:type="spellEnd"/>
+      <w:r>
+        <w:rPr>
+          <w:b/>
+          <w:bCs/>
+        </w:rPr>
+        <w:t>)</w:t>
+      </w:r>
+    </w:p>
+    <w:p>
+      <w:r>
+        <w:rPr>
+          <w:b/>
+          <w:bCs/>
+        </w:rPr>
+        <w:t>   ON DELETE SET NULL</w:t>
+      </w:r>
+    </w:p>
+    <w:p>
+      <w:r>
+        <w:rPr>
+          <w:b/>
+          <w:bCs/>
+        </w:rPr>
+        <w:t>);</w:t>
+      </w:r>
+    </w:p>
+    <w:p>
+      <w:pPr>
+        <w:rPr>
+          <w:b/>
+          <w:bCs/>
+        </w:rPr>
+      </w:pPr>
+      <w:r>
+        <w:rPr>
+          <w:b/>
+          <w:bCs/>
+        </w:rPr>
+        <w:t>Insert Records</w:t>
+      </w:r>
+    </w:p>
+    <w:p>
+      <w:r>
+        <w:rPr>
+          <w:b/>
+          <w:bCs/>
+        </w:rPr>
+        <w:t>INSERT INTO Departments VALUES</w:t>
+      </w:r>
+    </w:p>
+    <w:p>
+      <w:r>
+        <w:rPr>
+          <w:b/>
+          <w:bCs/>
+        </w:rPr>
+        <w:t>(1, 'IT'),</w:t>
+      </w:r>
+    </w:p>
+    <w:p>
+      <w:r>
+        <w:rPr>
+          <w:b/>
+          <w:bCs/>
+        </w:rPr>
+        <w:t>(2, 'HR');</w:t>
+      </w:r>
+    </w:p>
+    <w:p/>
+    <w:p>
+      <w:r>
+        <w:rPr>
+          <w:b/>
+          <w:bCs/>
+        </w:rPr>
+        <w:t>INSERT INTO Employees VALUES</w:t>
+      </w:r>
+    </w:p>
+    <w:p>
+      <w:r>
+        <w:rPr>
+          <w:b/>
+          <w:bCs/>
+        </w:rPr>
+        <w:t>(101, 'Rahul', 1),</w:t>
+      </w:r>
+    </w:p>
+    <w:p>
+      <w:r>
+        <w:rPr>
+          <w:b/>
+          <w:bCs/>
+        </w:rPr>
+        <w:t>(102, 'Sneha', 1),</w:t>
+      </w:r>
+    </w:p>
+    <w:p>
+      <w:r>
+        <w:rPr>
+          <w:b/>
+          <w:bCs/>
+        </w:rPr>
+        <w:t>(103, 'Amit', 2);</w:t>
+      </w:r>
+    </w:p>
+    <w:p>
+      <w:pPr>
+        <w:rPr>
+          <w:b/>
+          <w:bCs/>
+        </w:rPr>
+      </w:pPr>
+      <w:r>
+        <w:rPr>
+          <w:b/>
+          <w:bCs/>
+        </w:rPr>
+        <w:t> Operation</w:t>
+      </w:r>
+    </w:p>
+    <w:p>
+      <w:r>
+        <w:rPr>
+          <w:b/>
+          <w:bCs/>
+        </w:rPr>
+        <w:t xml:space="preserve">DELETE FROM Departments WHERE </w:t>
+      </w:r>
+      <w:proofErr w:type="spellStart"/>
+      <w:r>
+        <w:rPr>
+          <w:b/>
+          <w:bCs/>
+        </w:rPr>
+        <w:t>dept_id</w:t>
+      </w:r>
+      <w:proofErr w:type="spellEnd"/>
+      <w:r>
+        <w:rPr>
+          <w:b/>
+          <w:bCs/>
+        </w:rPr>
+        <w:t xml:space="preserve"> = 1;</w:t>
+      </w:r>
+    </w:p>
+    <w:p>
+      <w:pPr>
+        <w:rPr>
+          <w:b/>
+          <w:bCs/>
+        </w:rPr>
+      </w:pPr>
+      <w:r>
+        <w:rPr>
+          <w:b/>
+          <w:bCs/>
+        </w:rPr>
+        <w:t> Result</w:t>
+      </w:r>
+    </w:p>
+    <w:p>
+      <w:pPr>
+        <w:numPr>
+          <w:ilvl w:val="0"/>
+          <w:numId w:val="6"/>
+        </w:numPr>
+        <w:rPr>
+          <w:b/>
+          <w:bCs/>
+        </w:rPr>
+      </w:pPr>
+      <w:r>
+        <w:rPr>
+          <w:b/>
+          <w:bCs/>
+        </w:rPr>
+        <w:t>Dept 1 deleted</w:t>
+      </w:r>
+    </w:p>
+    <w:p>
+      <w:pPr>
+        <w:numPr>
+          <w:ilvl w:val="0"/>
+          <w:numId w:val="6"/>
+        </w:numPr>
+      </w:pPr>
+      <w:r>
+        <w:rPr>
+          <w:b/>
+          <w:bCs/>
+        </w:rPr>
+        <w:t xml:space="preserve">Employees remain, but </w:t>
+      </w:r>
+      <w:proofErr w:type="spellStart"/>
+      <w:r>
+        <w:rPr>
+          <w:b/>
+          <w:bCs/>
+        </w:rPr>
+        <w:t>dept_id</w:t>
+      </w:r>
+      <w:proofErr w:type="spellEnd"/>
+      <w:r>
+        <w:rPr>
+          <w:b/>
+          <w:bCs/>
+        </w:rPr>
+        <w:t xml:space="preserve"> becomes NULL</w:t>
+      </w:r>
+    </w:p>
+    <w:p>
+      <w:r>
+        <w:pict w14:anchorId="05EFDB1E">
+          <v:rect id="_x0000_i1148" style="width:0;height:1.5pt" o:hralign="center" o:hrstd="t" o:hr="t" fillcolor="#a0a0a0" stroked="f"/>
+        </w:pict>
+      </w:r>
+    </w:p>
+    <w:p>
+      <w:pPr>
+        <w:rPr>
+          <w:b/>
+          <w:bCs/>
+        </w:rPr>
+      </w:pPr>
+      <w:r>
+        <w:rPr>
+          <w:b/>
+          <w:bCs/>
+        </w:rPr>
+        <w:t> 4. ON UPDATE SET NULL</w:t>
+      </w:r>
+    </w:p>
+    <w:p>
+      <w:pPr>
+        <w:rPr>
+          <w:b/>
+          <w:bCs/>
+        </w:rPr>
+      </w:pPr>
+      <w:r>
+        <w:rPr>
+          <w:b/>
+          <w:bCs/>
+        </w:rPr>
+        <w:t> Concept</w:t>
+      </w:r>
+    </w:p>
+    <w:p>
+      <w:r>
+        <w:rPr>
+          <w:b/>
+          <w:bCs/>
+        </w:rPr>
+        <w:lastRenderedPageBreak/>
+        <w:t>When a parent key is updated, the child foreign key becomes NULL.</w:t>
+      </w:r>
+    </w:p>
+    <w:p>
+      <w:pPr>
+        <w:rPr>
+          <w:b/>
+          <w:bCs/>
+        </w:rPr>
+      </w:pPr>
+      <w:r>
+        <w:rPr>
+          <w:b/>
+          <w:bCs/>
+        </w:rPr>
+        <w:t> What it does</w:t>
+      </w:r>
+    </w:p>
+    <w:p>
+      <w:r>
+        <w:rPr>
+          <w:b/>
+          <w:bCs/>
+        </w:rPr>
+        <w:t> Breaks relationships instead of updating value.</w:t>
+      </w:r>
+    </w:p>
+    <w:p>
+      <w:r>
+        <w:rPr>
+          <w:b/>
+          <w:bCs/>
+        </w:rPr>
+        <w:t> Column must allow NULL</w:t>
+      </w:r>
+    </w:p>
+    <w:p>
+      <w:r>
+        <w:pict w14:anchorId="5DB5C891">
+          <v:rect id="_x0000_i1149" style="width:0;height:1.5pt" o:hralign="center" o:hrstd="t" o:hr="t" fillcolor="#a0a0a0" stroked="f"/>
+        </w:pict>
+      </w:r>
+    </w:p>
+    <w:p>
+      <w:pPr>
+        <w:rPr>
+          <w:b/>
+          <w:bCs/>
+        </w:rPr>
+      </w:pPr>
+      <w:r>
+        <w:rPr>
+          <w:b/>
+          <w:bCs/>
+        </w:rPr>
+        <w:t> Example</w:t>
+      </w:r>
+    </w:p>
+    <w:p>
+      <w:r>
+        <w:rPr>
+          <w:b/>
+          <w:bCs/>
+        </w:rPr>
+        <w:t>CREATE TABLE Employees (</w:t>
+      </w:r>
+    </w:p>
+    <w:p>
+      <w:r>
+        <w:rPr>
+          <w:b/>
+          <w:bCs/>
+        </w:rPr>
+        <w:t>   </w:t>
+      </w:r>
+      <w:proofErr w:type="spellStart"/>
+      <w:r>
+        <w:rPr>
+          <w:b/>
+          <w:bCs/>
+        </w:rPr>
+        <w:t>emp_id</w:t>
+      </w:r>
+      <w:proofErr w:type="spellEnd"/>
+      <w:r>
+        <w:rPr>
+          <w:b/>
+          <w:bCs/>
+        </w:rPr>
+        <w:t xml:space="preserve"> INT PRIMARY KEY,</w:t>
+      </w:r>
+    </w:p>
+    <w:p>
+      <w:r>
+        <w:rPr>
+          <w:b/>
+          <w:bCs/>
+        </w:rPr>
+        <w:t xml:space="preserve">   name </w:t>
+      </w:r>
+      <w:proofErr w:type="gramStart"/>
+      <w:r>
+        <w:rPr>
+          <w:b/>
+          <w:bCs/>
+        </w:rPr>
+        <w:t>VARCHAR(</w:t>
+      </w:r>
+      <w:proofErr w:type="gramEnd"/>
+      <w:r>
+        <w:rPr>
+          <w:b/>
+          <w:bCs/>
+        </w:rPr>
+        <w:t>100),</w:t>
+      </w:r>
+    </w:p>
+    <w:p>
+      <w:r>
+        <w:rPr>
+          <w:b/>
+          <w:bCs/>
+        </w:rPr>
+        <w:t>   </w:t>
+      </w:r>
+      <w:proofErr w:type="spellStart"/>
+      <w:r>
+        <w:rPr>
+          <w:b/>
+          <w:bCs/>
+        </w:rPr>
+        <w:t>dept_id</w:t>
+      </w:r>
+      <w:proofErr w:type="spellEnd"/>
+      <w:r>
+        <w:rPr>
+          <w:b/>
+          <w:bCs/>
+        </w:rPr>
+        <w:t xml:space="preserve"> INT NULL,</w:t>
+      </w:r>
+    </w:p>
+    <w:p>
+      <w:r>
+        <w:rPr>
+          <w:b/>
+          <w:bCs/>
+        </w:rPr>
+        <w:t>   FOREIGN KEY (</w:t>
+      </w:r>
+      <w:proofErr w:type="spellStart"/>
+      <w:r>
+        <w:rPr>
+          <w:b/>
+          <w:bCs/>
+        </w:rPr>
+        <w:t>dept_id</w:t>
+      </w:r>
+      <w:proofErr w:type="spellEnd"/>
+      <w:r>
+        <w:rPr>
+          <w:b/>
+          <w:bCs/>
+        </w:rPr>
+        <w:t>)</w:t>
+      </w:r>
+    </w:p>
+    <w:p>
+      <w:r>
+        <w:rPr>
+          <w:b/>
+          <w:bCs/>
+        </w:rPr>
+        <w:t>   REFERENCES Departments(</w:t>
+      </w:r>
+      <w:proofErr w:type="spellStart"/>
+      <w:r>
+        <w:rPr>
+          <w:b/>
+          <w:bCs/>
+        </w:rPr>
+        <w:t>dept_id</w:t>
+      </w:r>
+      <w:proofErr w:type="spellEnd"/>
+      <w:r>
+        <w:rPr>
+          <w:b/>
+          <w:bCs/>
+        </w:rPr>
+        <w:t>)</w:t>
+      </w:r>
+    </w:p>
+    <w:p>
+      <w:r>
+        <w:rPr>
+          <w:b/>
+          <w:bCs/>
+        </w:rPr>
+        <w:t>   ON UPDATE SET NULL</w:t>
+      </w:r>
+    </w:p>
+    <w:p>
+      <w:r>
+        <w:rPr>
+          <w:b/>
+          <w:bCs/>
+        </w:rPr>
+        <w:t>);</w:t>
+      </w:r>
+    </w:p>
+    <w:p>
+      <w:pPr>
+        <w:rPr>
+          <w:b/>
+          <w:bCs/>
+        </w:rPr>
+      </w:pPr>
+      <w:r>
+        <w:rPr>
+          <w:b/>
+          <w:bCs/>
+        </w:rPr>
+        <w:t>Insert Records</w:t>
+      </w:r>
+    </w:p>
+    <w:p>
+      <w:r>
+        <w:rPr>
+          <w:b/>
+          <w:bCs/>
+        </w:rPr>
+        <w:t>INSERT INTO Departments VALUES</w:t>
+      </w:r>
+    </w:p>
+    <w:p>
+      <w:r>
+        <w:rPr>
+          <w:b/>
+          <w:bCs/>
+        </w:rPr>
+        <w:t>(1, 'IT'),</w:t>
+      </w:r>
+    </w:p>
+    <w:p>
+      <w:r>
+        <w:rPr>
+          <w:b/>
+          <w:bCs/>
+        </w:rPr>
+        <w:t>(2, 'HR');</w:t>
+      </w:r>
+    </w:p>
+    <w:p/>
+    <w:p>
+      <w:r>
+        <w:rPr>
+          <w:b/>
+          <w:bCs/>
+        </w:rPr>
+        <w:t>INSERT INTO Employees VALUES</w:t>
+      </w:r>
+    </w:p>
+    <w:p>
+      <w:r>
+        <w:rPr>
+          <w:b/>
+          <w:bCs/>
+        </w:rPr>
+        <w:t>(101, 'Rahul', 1),</w:t>
+      </w:r>
+    </w:p>
+    <w:p>
+      <w:r>
+        <w:rPr>
+          <w:b/>
+          <w:bCs/>
+        </w:rPr>
+        <w:t>(102, 'Sneha', 1),</w:t>
+      </w:r>
+    </w:p>
+    <w:p>
+      <w:r>
+        <w:rPr>
+          <w:b/>
+          <w:bCs/>
+        </w:rPr>
+        <w:t>(103, 'Amit', 2);</w:t>
+      </w:r>
+    </w:p>
+    <w:p/>
+    <w:p>
+      <w:pPr>
+        <w:rPr>
+          <w:b/>
+          <w:bCs/>
+        </w:rPr>
+      </w:pPr>
+      <w:r>
+        <w:rPr>
+          <w:b/>
+          <w:bCs/>
+        </w:rPr>
+        <w:t> Operation</w:t>
+      </w:r>
+    </w:p>
+    <w:p>
+      <w:r>
+        <w:rPr>
+          <w:b/>
+          <w:bCs/>
+        </w:rPr>
+        <w:t xml:space="preserve">UPDATE Departments SET </w:t>
+      </w:r>
+      <w:proofErr w:type="spellStart"/>
+      <w:r>
+        <w:rPr>
+          <w:b/>
+          <w:bCs/>
+        </w:rPr>
+        <w:t>dept_id</w:t>
+      </w:r>
+      <w:proofErr w:type="spellEnd"/>
+      <w:r>
+        <w:rPr>
+          <w:b/>
+          <w:bCs/>
+        </w:rPr>
+        <w:t xml:space="preserve"> = 10 WHERE </w:t>
+      </w:r>
+      <w:proofErr w:type="spellStart"/>
+      <w:r>
+        <w:rPr>
+          <w:b/>
+          <w:bCs/>
+        </w:rPr>
+        <w:t>dept_id</w:t>
+      </w:r>
+      <w:proofErr w:type="spellEnd"/>
+      <w:r>
+        <w:rPr>
+          <w:b/>
+          <w:bCs/>
+        </w:rPr>
+        <w:t xml:space="preserve"> = 1;</w:t>
+      </w:r>
+    </w:p>
+    <w:p>
+      <w:pPr>
+        <w:rPr>
+          <w:b/>
+          <w:bCs/>
+        </w:rPr>
+      </w:pPr>
+      <w:r>
+        <w:rPr>
+          <w:b/>
+          <w:bCs/>
+        </w:rPr>
+        <w:t> Result</w:t>
+      </w:r>
+    </w:p>
+    <w:p>
+      <w:pPr>
+        <w:numPr>
+          <w:ilvl w:val="0"/>
+          <w:numId w:val="7"/>
+        </w:numPr>
+        <w:rPr>
+          <w:b/>
+          <w:bCs/>
+        </w:rPr>
+      </w:pPr>
+      <w:r>
+        <w:rPr>
+          <w:b/>
+          <w:bCs/>
+        </w:rPr>
+        <w:t>Parent updated</w:t>
+      </w:r>
+    </w:p>
+    <w:p>
+      <w:pPr>
+        <w:numPr>
+          <w:ilvl w:val="0"/>
+          <w:numId w:val="7"/>
+        </w:numPr>
+      </w:pPr>
+      <w:r>
+        <w:rPr>
+          <w:b/>
+          <w:bCs/>
+        </w:rPr>
+        <w:lastRenderedPageBreak/>
+        <w:t xml:space="preserve">Child </w:t>
+      </w:r>
+      <w:proofErr w:type="spellStart"/>
+      <w:r>
+        <w:rPr>
+          <w:b/>
+          <w:bCs/>
+        </w:rPr>
+        <w:t>dept_id</w:t>
+      </w:r>
+      <w:proofErr w:type="spellEnd"/>
+      <w:r>
+        <w:rPr>
+          <w:b/>
+          <w:bCs/>
+        </w:rPr>
+        <w:t xml:space="preserve"> becomes NULL (not 10)</w:t>
+      </w:r>
+    </w:p>
+    <w:p>
+      <w:r>
+        <w:pict w14:anchorId="21DC4522">
+          <v:rect id="_x0000_i1150" style="width:0;height:1.5pt" o:hralign="center" o:hrstd="t" o:hr="t" fillcolor="#a0a0a0" stroked="f"/>
+        </w:pict>
+      </w:r>
+    </w:p>
+    <w:p>
+      <w:pPr>
+        <w:rPr>
+          <w:b/>
+          <w:bCs/>
+        </w:rPr>
+      </w:pPr>
+      <w:r>
+        <w:rPr>
+          <w:b/>
+          <w:bCs/>
+        </w:rPr>
+        <w:t> Final Summary</w:t>
+      </w:r>
+    </w:p>
+    <w:tbl>
+      <w:tblPr>
+        <w:tblW w:w="0" w:type="auto"/>
+        <w:tblCellMar>
+          <w:top w:w="15" w:type="dxa"/>
+          <w:left w:w="15" w:type="dxa"/>
+          <w:bottom w:w="15" w:type="dxa"/>
+          <w:right w:w="15" w:type="dxa"/>
+        </w:tblCellMar>
+        <w:tblLook w:val="04A0" w:firstRow="1" w:lastRow="0" w:firstColumn="1" w:lastColumn="0" w:noHBand="0" w:noVBand="1"/>
+      </w:tblPr>
+      <w:tblGrid>
+        <w:gridCol w:w="2605"/>
+        <w:gridCol w:w="2605"/>
+        <w:gridCol w:w="2245"/>
+      </w:tblGrid>
+      <w:tr>
+        <w:trPr>
+          <w:trHeight w:val="515"/>
+        </w:trPr>
+        <w:tc>
+          <w:tcPr>
+            <w:tcW w:w="0" w:type="auto"/>
+            <w:tcMar>
+              <w:top w:w="100" w:type="dxa"/>
+              <w:left w:w="100" w:type="dxa"/>
+              <w:bottom w:w="100" w:type="dxa"/>
+              <w:right w:w="100" w:type="dxa"/>
+            </w:tcMar>
+            <w:hideMark/>
+          </w:tcPr>
+          <w:p>
+            <w:r>
+              <w:rPr>
+                <w:b/>
+                <w:bCs/>
+              </w:rPr>
+              <w:t>Action</w:t>
+            </w:r>
+          </w:p>
+        </w:tc>
+        <w:tc>
+          <w:tcPr>
+            <w:tcW w:w="0" w:type="auto"/>
+            <w:tcMar>
+              <w:top w:w="100" w:type="dxa"/>
+              <w:left w:w="100" w:type="dxa"/>
+              <w:bottom w:w="100" w:type="dxa"/>
+              <w:right w:w="100" w:type="dxa"/>
+            </w:tcMar>
+            <w:hideMark/>
+          </w:tcPr>
+          <w:p>
+            <w:r>
+              <w:rPr>
+                <w:b/>
+                <w:bCs/>
+              </w:rPr>
+              <w:t>When Parent Changes</w:t>
+            </w:r>
+          </w:p>
+        </w:tc>
+        <w:tc>
+          <w:tcPr>
+            <w:tcW w:w="0" w:type="auto"/>
+            <w:tcMar>
+              <w:top w:w="100" w:type="dxa"/>
+              <w:left w:w="100" w:type="dxa"/>
+              <w:bottom w:w="100" w:type="dxa"/>
+              <w:right w:w="100" w:type="dxa"/>
+            </w:tcMar>
+            <w:hideMark/>
+          </w:tcPr>
+          <w:p>
+            <w:r>
+              <w:rPr>
+                <w:b/>
+                <w:bCs/>
+              </w:rPr>
+              <w:t>Child Table Result</w:t>
+            </w:r>
+          </w:p>
+        </w:tc>
+      </w:tr>
+      <w:tr>
+        <w:trPr>
+          <w:trHeight w:val="515"/>
+        </w:trPr>
+        <w:tc>
+          <w:tcPr>
+            <w:tcW w:w="0" w:type="auto"/>
+            <w:tcMar>
+              <w:top w:w="100" w:type="dxa"/>
+              <w:left w:w="100" w:type="dxa"/>
+              <w:bottom w:w="100" w:type="dxa"/>
+              <w:right w:w="100" w:type="dxa"/>
+            </w:tcMar>
+            <w:hideMark/>
+          </w:tcPr>
+          <w:p>
+            <w:r>
+              <w:rPr>
+                <w:b/>
+                <w:bCs/>
+              </w:rPr>
+              <w:t>ON DELETE CASCADE</w:t>
+            </w:r>
+          </w:p>
+        </w:tc>
+        <w:tc>
+          <w:tcPr>
+            <w:tcW w:w="0" w:type="auto"/>
+            <w:tcMar>
+              <w:top w:w="100" w:type="dxa"/>
+              <w:left w:w="100" w:type="dxa"/>
+              <w:bottom w:w="100" w:type="dxa"/>
+              <w:right w:w="100" w:type="dxa"/>
+            </w:tcMar>
+            <w:hideMark/>
+          </w:tcPr>
+          <w:p>
+            <w:r>
+              <w:rPr>
+                <w:b/>
+                <w:bCs/>
+              </w:rPr>
+              <w:t>Delete parent</w:t>
+            </w:r>
+          </w:p>
+        </w:tc>
+        <w:tc>
+          <w:tcPr>
+            <w:tcW w:w="0" w:type="auto"/>
+            <w:tcMar>
+              <w:top w:w="100" w:type="dxa"/>
+              <w:left w:w="100" w:type="dxa"/>
+              <w:bottom w:w="100" w:type="dxa"/>
+              <w:right w:w="100" w:type="dxa"/>
+            </w:tcMar>
+            <w:hideMark/>
+          </w:tcPr>
+          <w:p>
+            <w:r>
+              <w:rPr>
+                <w:b/>
+                <w:bCs/>
+              </w:rPr>
+              <w:t>Child rows deleted</w:t>
+            </w:r>
+          </w:p>
+        </w:tc>
+      </w:tr>
+      <w:tr>
+        <w:trPr>
+          <w:trHeight w:val="515"/>
+        </w:trPr>
+        <w:tc>
+          <w:tcPr>
+            <w:tcW w:w="0" w:type="auto"/>
+            <w:tcMar>
+              <w:top w:w="100" w:type="dxa"/>
+              <w:left w:w="100" w:type="dxa"/>
+              <w:bottom w:w="100" w:type="dxa"/>
+              <w:right w:w="100" w:type="dxa"/>
+            </w:tcMar>
+            <w:hideMark/>
+          </w:tcPr>
+          <w:p>
+            <w:r>
+              <w:rPr>
+                <w:b/>
+                <w:bCs/>
+              </w:rPr>
+              <w:t>ON UPDATE CASCADE</w:t>
+            </w:r>
+          </w:p>
+        </w:tc>
+        <w:tc>
+          <w:tcPr>
+            <w:tcW w:w="0" w:type="auto"/>
+            <w:tcMar>
+              <w:top w:w="100" w:type="dxa"/>
+              <w:left w:w="100" w:type="dxa"/>
+              <w:bottom w:w="100" w:type="dxa"/>
+              <w:right w:w="100" w:type="dxa"/>
+            </w:tcMar>
+            <w:hideMark/>
+          </w:tcPr>
+          <w:p>
+            <w:r>
+              <w:rPr>
+                <w:b/>
+                <w:bCs/>
+              </w:rPr>
+              <w:t>Update parent</w:t>
+            </w:r>
+          </w:p>
+        </w:tc>
+        <w:tc>
+          <w:tcPr>
+            <w:tcW w:w="0" w:type="auto"/>
+            <w:tcMar>
+              <w:top w:w="100" w:type="dxa"/>
+              <w:left w:w="100" w:type="dxa"/>
+              <w:bottom w:w="100" w:type="dxa"/>
+              <w:right w:w="100" w:type="dxa"/>
+            </w:tcMar>
+            <w:hideMark/>
+          </w:tcPr>
+          <w:p>
+            <w:r>
+              <w:rPr>
+                <w:b/>
+                <w:bCs/>
+              </w:rPr>
+              <w:t>Child updated</w:t>
+            </w:r>
+          </w:p>
+        </w:tc>
+      </w:tr>
+      <w:tr>
+        <w:trPr>
+          <w:trHeight w:val="515"/>
+        </w:trPr>
+        <w:tc>
+          <w:tcPr>
+            <w:tcW w:w="0" w:type="auto"/>
+            <w:tcMar>
+              <w:top w:w="100" w:type="dxa"/>
+              <w:left w:w="100" w:type="dxa"/>
+              <w:bottom w:w="100" w:type="dxa"/>
+              <w:right w:w="100" w:type="dxa"/>
+            </w:tcMar>
+            <w:hideMark/>
+          </w:tcPr>
+          <w:p>
+            <w:r>
+              <w:rPr>
+                <w:b/>
+                <w:bCs/>
+              </w:rPr>
+              <w:t>ON DELETE SET NULL</w:t>
+            </w:r>
+          </w:p>
+        </w:tc>
+        <w:tc>
+          <w:tcPr>
+            <w:tcW w:w="0" w:type="auto"/>
+            <w:tcMar>
+              <w:top w:w="100" w:type="dxa"/>
+              <w:left w:w="100" w:type="dxa"/>
+              <w:bottom w:w="100" w:type="dxa"/>
+              <w:right w:w="100" w:type="dxa"/>
+            </w:tcMar>
+            <w:hideMark/>
+          </w:tcPr>
+          <w:p>
+            <w:r>
+              <w:rPr>
+                <w:b/>
+                <w:bCs/>
+              </w:rPr>
+              <w:t>Delete parent</w:t>
+            </w:r>
+          </w:p>
+        </w:tc>
+        <w:tc>
+          <w:tcPr>
+            <w:tcW w:w="0" w:type="auto"/>
+            <w:tcMar>
+              <w:top w:w="100" w:type="dxa"/>
+              <w:left w:w="100" w:type="dxa"/>
+              <w:bottom w:w="100" w:type="dxa"/>
+              <w:right w:w="100" w:type="dxa"/>
+            </w:tcMar>
+            <w:hideMark/>
+          </w:tcPr>
+          <w:p>
+            <w:r>
+              <w:rPr>
+                <w:b/>
+                <w:bCs/>
+              </w:rPr>
+              <w:t>Child set to NULL</w:t>
+            </w:r>
+          </w:p>
+        </w:tc>
+      </w:tr>
+      <w:tr>
+        <w:trPr>
+          <w:trHeight w:val="515"/>
+        </w:trPr>
+        <w:tc>
+          <w:tcPr>
+            <w:tcW w:w="0" w:type="auto"/>
+            <w:tcMar>
+              <w:top w:w="100" w:type="dxa"/>
+              <w:left w:w="100" w:type="dxa"/>
+              <w:bottom w:w="100" w:type="dxa"/>
+              <w:right w:w="100" w:type="dxa"/>
+            </w:tcMar>
+            <w:hideMark/>
+          </w:tcPr>
+          <w:p>
+            <w:r>
+              <w:rPr>
+                <w:b/>
+                <w:bCs/>
+              </w:rPr>
+              <w:t>ON UPDATE SET NULL</w:t>
+            </w:r>
+          </w:p>
+        </w:tc>
+        <w:tc>
+          <w:tcPr>
+            <w:tcW w:w="0" w:type="auto"/>
+            <w:tcMar>
+              <w:top w:w="100" w:type="dxa"/>
+              <w:left w:w="100" w:type="dxa"/>
+              <w:bottom w:w="100" w:type="dxa"/>
+              <w:right w:w="100" w:type="dxa"/>
+            </w:tcMar>
+            <w:hideMark/>
+          </w:tcPr>
+          <w:p>
+            <w:r>
+              <w:rPr>
+                <w:b/>
+                <w:bCs/>
+              </w:rPr>
+              <w:t>Update parent</w:t>
+            </w:r>
+          </w:p>
+        </w:tc>
+        <w:tc>
+          <w:tcPr>
+            <w:tcW w:w="0" w:type="auto"/>
+            <w:tcMar>
+              <w:top w:w="100" w:type="dxa"/>
+              <w:left w:w="100" w:type="dxa"/>
+              <w:bottom w:w="100" w:type="dxa"/>
+              <w:right w:w="100" w:type="dxa"/>
+            </w:tcMar>
+            <w:hideMark/>
+          </w:tcPr>
+          <w:p>
+            <w:r>
+              <w:rPr>
+                <w:b/>
+                <w:bCs/>
+              </w:rPr>
+              <w:t>Child set to NULL</w:t>
+            </w:r>
+          </w:p>
+        </w:tc>
+      </w:tr>
+    </w:tbl>
+    <w:p>
+      <w:r>
+        <w:br/>
+      </w:r>
+      <w:r>
+        <w:br/>
+      </w:r>
+      <w:r>
+        <w:br/>
+      </w:r>
+    </w:p>
     <w:sectPr>
       <w:pgSz w:w="11906" w:h="16838"/>
       <w:pgMar w:top="1440" w:right="1440" w:bottom="1440" w:left="1440" w:header="708" w:footer="708" w:gutter="0"/>
@@ -11,6 +5015,1039 @@
     </w:sectPr>
   </w:body>
 </w:document>
+</file>
+
+<file path=word/numbering.xml><?xml version="1.0" encoding="utf-8"?>
+<w:numbering xmlns:wpc="http://schemas.microsoft.com/office/word/2010/wordprocessingCanvas" xmlns:cx="http://schemas.microsoft.com/office/drawing/2014/chartex" xmlns:cx1="http://schemas.microsoft.com/office/drawing/2015/9/8/chartex" xmlns:cx2="http://schemas.microsoft.com/office/drawing/2015/10/21/chartex" xmlns:cx3="http://schemas.microsoft.com/office/drawing/2016/5/9/chartex" xmlns:cx4="http://schemas.microsoft.com/office/drawing/2016/5/10/chartex" xmlns:cx5="http://schemas.microsoft.com/office/drawing/2016/5/11/chartex" xmlns:cx6="http://schemas.microsoft.com/office/drawing/2016/5/12/chartex" xmlns:cx7="http://schemas.microsoft.com/office/drawing/2016/5/13/chartex" xmlns:cx8="http://schemas.microsoft.com/office/drawing/2016/5/14/chartex" xmlns:mc="http://schemas.openxmlformats.org/markup-compatibility/2006" xmlns:aink="http://schemas.microsoft.com/office/drawing/2016/ink" xmlns:am3d="http://schemas.microsoft.com/office/drawing/2017/model3d" xmlns:o="urn:schemas-microsoft-com:office:office" xmlns:oel="http://schemas.microsoft.com/office/2019/extlst" xmlns:r="http://schemas.openxmlformats.org/officeDocument/2006/relationships" xmlns:m="http://schemas.openxmlformats.org/officeDocument/2006/math" xmlns:v="urn:schemas-microsoft-com:vml" xmlns:wp14="http://schemas.microsoft.com/office/word/2010/wordprocessingDrawing" xmlns:wp="http://schemas.openxmlformats.org/drawingml/2006/wordprocessingDrawing" xmlns:w10="urn:schemas-microsoft-com:office:word" xmlns:w="http://schemas.openxmlformats.org/wordprocessingml/2006/main" xmlns:w14="http://schemas.microsoft.com/office/word/2010/wordml" xmlns:w15="http://schemas.microsoft.com/office/word/2012/wordml" xmlns:w16cex="http://schemas.microsoft.com/office/word/2018/wordml/cex" xmlns:w16cid="http://schemas.microsoft.com/office/word/2016/wordml/cid" xmlns:w16="http://schemas.microsoft.com/office/word/2018/wordml" xmlns:w16du="http://schemas.microsoft.com/office/word/2023/wordml/word16du" xmlns:w16sdtdh="http://schemas.microsoft.com/office/word/2020/wordml/sdtdatahash" xmlns:w16sdtfl="http://schemas.microsoft.com/office/word/2024/wordml/sdtformatlock" xmlns:w16se="http://schemas.microsoft.com/office/word/2015/wordml/symex" xmlns:wpg="http://schemas.microsoft.com/office/word/2010/wordprocessingGroup" xmlns:wpi="http://schemas.microsoft.com/office/word/2010/wordprocessingInk" xmlns:wne="http://schemas.microsoft.com/office/word/2006/wordml" xmlns:wps="http://schemas.microsoft.com/office/word/2010/wordprocessingShape" mc:Ignorable="w14 w15 w16se w16cid w16 w16cex w16sdtdh w16sdtfl w16du wp14">
+  <w:abstractNum w:abstractNumId="0" w15:restartNumberingAfterBreak="0">
+    <w:nsid w:val="05F40373"/>
+    <w:multiLevelType w:val="multilevel"/>
+    <w:tmpl w:val="116A79E6"/>
+    <w:lvl w:ilvl="0">
+      <w:start w:val="1"/>
+      <w:numFmt w:val="bullet"/>
+      <w:lvlText w:val=""/>
+      <w:lvlJc w:val="left"/>
+      <w:pPr>
+        <w:tabs>
+          <w:tab w:val="num" w:pos="720"/>
+        </w:tabs>
+        <w:ind w:left="720" w:hanging="360"/>
+      </w:pPr>
+      <w:rPr>
+        <w:rFonts w:ascii="Symbol" w:hAnsi="Symbol" w:hint="default"/>
+        <w:sz w:val="20"/>
+      </w:rPr>
+    </w:lvl>
+    <w:lvl w:ilvl="1" w:tentative="1">
+      <w:start w:val="1"/>
+      <w:numFmt w:val="bullet"/>
+      <w:lvlText w:val="o"/>
+      <w:lvlJc w:val="left"/>
+      <w:pPr>
+        <w:tabs>
+          <w:tab w:val="num" w:pos="1440"/>
+        </w:tabs>
+        <w:ind w:left="1440" w:hanging="360"/>
+      </w:pPr>
+      <w:rPr>
+        <w:rFonts w:ascii="Courier New" w:hAnsi="Courier New" w:hint="default"/>
+        <w:sz w:val="20"/>
+      </w:rPr>
+    </w:lvl>
+    <w:lvl w:ilvl="2" w:tentative="1">
+      <w:start w:val="1"/>
+      <w:numFmt w:val="bullet"/>
+      <w:lvlText w:val=""/>
+      <w:lvlJc w:val="left"/>
+      <w:pPr>
+        <w:tabs>
+          <w:tab w:val="num" w:pos="2160"/>
+        </w:tabs>
+        <w:ind w:left="2160" w:hanging="360"/>
+      </w:pPr>
+      <w:rPr>
+        <w:rFonts w:ascii="Wingdings" w:hAnsi="Wingdings" w:hint="default"/>
+        <w:sz w:val="20"/>
+      </w:rPr>
+    </w:lvl>
+    <w:lvl w:ilvl="3" w:tentative="1">
+      <w:start w:val="1"/>
+      <w:numFmt w:val="bullet"/>
+      <w:lvlText w:val=""/>
+      <w:lvlJc w:val="left"/>
+      <w:pPr>
+        <w:tabs>
+          <w:tab w:val="num" w:pos="2880"/>
+        </w:tabs>
+        <w:ind w:left="2880" w:hanging="360"/>
+      </w:pPr>
+      <w:rPr>
+        <w:rFonts w:ascii="Wingdings" w:hAnsi="Wingdings" w:hint="default"/>
+        <w:sz w:val="20"/>
+      </w:rPr>
+    </w:lvl>
+    <w:lvl w:ilvl="4" w:tentative="1">
+      <w:start w:val="1"/>
+      <w:numFmt w:val="bullet"/>
+      <w:lvlText w:val=""/>
+      <w:lvlJc w:val="left"/>
+      <w:pPr>
+        <w:tabs>
+          <w:tab w:val="num" w:pos="3600"/>
+        </w:tabs>
+        <w:ind w:left="3600" w:hanging="360"/>
+      </w:pPr>
+      <w:rPr>
+        <w:rFonts w:ascii="Wingdings" w:hAnsi="Wingdings" w:hint="default"/>
+        <w:sz w:val="20"/>
+      </w:rPr>
+    </w:lvl>
+    <w:lvl w:ilvl="5" w:tentative="1">
+      <w:start w:val="1"/>
+      <w:numFmt w:val="bullet"/>
+      <w:lvlText w:val=""/>
+      <w:lvlJc w:val="left"/>
+      <w:pPr>
+        <w:tabs>
+          <w:tab w:val="num" w:pos="4320"/>
+        </w:tabs>
+        <w:ind w:left="4320" w:hanging="360"/>
+      </w:pPr>
+      <w:rPr>
+        <w:rFonts w:ascii="Wingdings" w:hAnsi="Wingdings" w:hint="default"/>
+        <w:sz w:val="20"/>
+      </w:rPr>
+    </w:lvl>
+    <w:lvl w:ilvl="6" w:tentative="1">
+      <w:start w:val="1"/>
+      <w:numFmt w:val="bullet"/>
+      <w:lvlText w:val=""/>
+      <w:lvlJc w:val="left"/>
+      <w:pPr>
+        <w:tabs>
+          <w:tab w:val="num" w:pos="5040"/>
+        </w:tabs>
+        <w:ind w:left="5040" w:hanging="360"/>
+      </w:pPr>
+      <w:rPr>
+        <w:rFonts w:ascii="Wingdings" w:hAnsi="Wingdings" w:hint="default"/>
+        <w:sz w:val="20"/>
+      </w:rPr>
+    </w:lvl>
+    <w:lvl w:ilvl="7" w:tentative="1">
+      <w:start w:val="1"/>
+      <w:numFmt w:val="bullet"/>
+      <w:lvlText w:val=""/>
+      <w:lvlJc w:val="left"/>
+      <w:pPr>
+        <w:tabs>
+          <w:tab w:val="num" w:pos="5760"/>
+        </w:tabs>
+        <w:ind w:left="5760" w:hanging="360"/>
+      </w:pPr>
+      <w:rPr>
+        <w:rFonts w:ascii="Wingdings" w:hAnsi="Wingdings" w:hint="default"/>
+        <w:sz w:val="20"/>
+      </w:rPr>
+    </w:lvl>
+    <w:lvl w:ilvl="8" w:tentative="1">
+      <w:start w:val="1"/>
+      <w:numFmt w:val="bullet"/>
+      <w:lvlText w:val=""/>
+      <w:lvlJc w:val="left"/>
+      <w:pPr>
+        <w:tabs>
+          <w:tab w:val="num" w:pos="6480"/>
+        </w:tabs>
+        <w:ind w:left="6480" w:hanging="360"/>
+      </w:pPr>
+      <w:rPr>
+        <w:rFonts w:ascii="Wingdings" w:hAnsi="Wingdings" w:hint="default"/>
+        <w:sz w:val="20"/>
+      </w:rPr>
+    </w:lvl>
+  </w:abstractNum>
+  <w:abstractNum w:abstractNumId="1" w15:restartNumberingAfterBreak="0">
+    <w:nsid w:val="0A3D0985"/>
+    <w:multiLevelType w:val="multilevel"/>
+    <w:tmpl w:val="B6CA0184"/>
+    <w:lvl w:ilvl="0">
+      <w:start w:val="1"/>
+      <w:numFmt w:val="bullet"/>
+      <w:lvlText w:val=""/>
+      <w:lvlJc w:val="left"/>
+      <w:pPr>
+        <w:tabs>
+          <w:tab w:val="num" w:pos="720"/>
+        </w:tabs>
+        <w:ind w:left="720" w:hanging="360"/>
+      </w:pPr>
+      <w:rPr>
+        <w:rFonts w:ascii="Symbol" w:hAnsi="Symbol" w:hint="default"/>
+        <w:sz w:val="20"/>
+      </w:rPr>
+    </w:lvl>
+    <w:lvl w:ilvl="1" w:tentative="1">
+      <w:start w:val="1"/>
+      <w:numFmt w:val="bullet"/>
+      <w:lvlText w:val="o"/>
+      <w:lvlJc w:val="left"/>
+      <w:pPr>
+        <w:tabs>
+          <w:tab w:val="num" w:pos="1440"/>
+        </w:tabs>
+        <w:ind w:left="1440" w:hanging="360"/>
+      </w:pPr>
+      <w:rPr>
+        <w:rFonts w:ascii="Courier New" w:hAnsi="Courier New" w:hint="default"/>
+        <w:sz w:val="20"/>
+      </w:rPr>
+    </w:lvl>
+    <w:lvl w:ilvl="2" w:tentative="1">
+      <w:start w:val="1"/>
+      <w:numFmt w:val="bullet"/>
+      <w:lvlText w:val=""/>
+      <w:lvlJc w:val="left"/>
+      <w:pPr>
+        <w:tabs>
+          <w:tab w:val="num" w:pos="2160"/>
+        </w:tabs>
+        <w:ind w:left="2160" w:hanging="360"/>
+      </w:pPr>
+      <w:rPr>
+        <w:rFonts w:ascii="Wingdings" w:hAnsi="Wingdings" w:hint="default"/>
+        <w:sz w:val="20"/>
+      </w:rPr>
+    </w:lvl>
+    <w:lvl w:ilvl="3" w:tentative="1">
+      <w:start w:val="1"/>
+      <w:numFmt w:val="bullet"/>
+      <w:lvlText w:val=""/>
+      <w:lvlJc w:val="left"/>
+      <w:pPr>
+        <w:tabs>
+          <w:tab w:val="num" w:pos="2880"/>
+        </w:tabs>
+        <w:ind w:left="2880" w:hanging="360"/>
+      </w:pPr>
+      <w:rPr>
+        <w:rFonts w:ascii="Wingdings" w:hAnsi="Wingdings" w:hint="default"/>
+        <w:sz w:val="20"/>
+      </w:rPr>
+    </w:lvl>
+    <w:lvl w:ilvl="4" w:tentative="1">
+      <w:start w:val="1"/>
+      <w:numFmt w:val="bullet"/>
+      <w:lvlText w:val=""/>
+      <w:lvlJc w:val="left"/>
+      <w:pPr>
+        <w:tabs>
+          <w:tab w:val="num" w:pos="3600"/>
+        </w:tabs>
+        <w:ind w:left="3600" w:hanging="360"/>
+      </w:pPr>
+      <w:rPr>
+        <w:rFonts w:ascii="Wingdings" w:hAnsi="Wingdings" w:hint="default"/>
+        <w:sz w:val="20"/>
+      </w:rPr>
+    </w:lvl>
+    <w:lvl w:ilvl="5" w:tentative="1">
+      <w:start w:val="1"/>
+      <w:numFmt w:val="bullet"/>
+      <w:lvlText w:val=""/>
+      <w:lvlJc w:val="left"/>
+      <w:pPr>
+        <w:tabs>
+          <w:tab w:val="num" w:pos="4320"/>
+        </w:tabs>
+        <w:ind w:left="4320" w:hanging="360"/>
+      </w:pPr>
+      <w:rPr>
+        <w:rFonts w:ascii="Wingdings" w:hAnsi="Wingdings" w:hint="default"/>
+        <w:sz w:val="20"/>
+      </w:rPr>
+    </w:lvl>
+    <w:lvl w:ilvl="6" w:tentative="1">
+      <w:start w:val="1"/>
+      <w:numFmt w:val="bullet"/>
+      <w:lvlText w:val=""/>
+      <w:lvlJc w:val="left"/>
+      <w:pPr>
+        <w:tabs>
+          <w:tab w:val="num" w:pos="5040"/>
+        </w:tabs>
+        <w:ind w:left="5040" w:hanging="360"/>
+      </w:pPr>
+      <w:rPr>
+        <w:rFonts w:ascii="Wingdings" w:hAnsi="Wingdings" w:hint="default"/>
+        <w:sz w:val="20"/>
+      </w:rPr>
+    </w:lvl>
+    <w:lvl w:ilvl="7" w:tentative="1">
+      <w:start w:val="1"/>
+      <w:numFmt w:val="bullet"/>
+      <w:lvlText w:val=""/>
+      <w:lvlJc w:val="left"/>
+      <w:pPr>
+        <w:tabs>
+          <w:tab w:val="num" w:pos="5760"/>
+        </w:tabs>
+        <w:ind w:left="5760" w:hanging="360"/>
+      </w:pPr>
+      <w:rPr>
+        <w:rFonts w:ascii="Wingdings" w:hAnsi="Wingdings" w:hint="default"/>
+        <w:sz w:val="20"/>
+      </w:rPr>
+    </w:lvl>
+    <w:lvl w:ilvl="8" w:tentative="1">
+      <w:start w:val="1"/>
+      <w:numFmt w:val="bullet"/>
+      <w:lvlText w:val=""/>
+      <w:lvlJc w:val="left"/>
+      <w:pPr>
+        <w:tabs>
+          <w:tab w:val="num" w:pos="6480"/>
+        </w:tabs>
+        <w:ind w:left="6480" w:hanging="360"/>
+      </w:pPr>
+      <w:rPr>
+        <w:rFonts w:ascii="Wingdings" w:hAnsi="Wingdings" w:hint="default"/>
+        <w:sz w:val="20"/>
+      </w:rPr>
+    </w:lvl>
+  </w:abstractNum>
+  <w:abstractNum w:abstractNumId="2" w15:restartNumberingAfterBreak="0">
+    <w:nsid w:val="0E7021CA"/>
+    <w:multiLevelType w:val="multilevel"/>
+    <w:tmpl w:val="0F1CE200"/>
+    <w:lvl w:ilvl="0">
+      <w:start w:val="1"/>
+      <w:numFmt w:val="decimal"/>
+      <w:lvlText w:val="%1."/>
+      <w:lvlJc w:val="left"/>
+      <w:pPr>
+        <w:tabs>
+          <w:tab w:val="num" w:pos="720"/>
+        </w:tabs>
+        <w:ind w:left="720" w:hanging="360"/>
+      </w:pPr>
+    </w:lvl>
+    <w:lvl w:ilvl="1" w:tentative="1">
+      <w:start w:val="1"/>
+      <w:numFmt w:val="decimal"/>
+      <w:lvlText w:val="%2."/>
+      <w:lvlJc w:val="left"/>
+      <w:pPr>
+        <w:tabs>
+          <w:tab w:val="num" w:pos="1440"/>
+        </w:tabs>
+        <w:ind w:left="1440" w:hanging="360"/>
+      </w:pPr>
+    </w:lvl>
+    <w:lvl w:ilvl="2" w:tentative="1">
+      <w:start w:val="1"/>
+      <w:numFmt w:val="decimal"/>
+      <w:lvlText w:val="%3."/>
+      <w:lvlJc w:val="left"/>
+      <w:pPr>
+        <w:tabs>
+          <w:tab w:val="num" w:pos="2160"/>
+        </w:tabs>
+        <w:ind w:left="2160" w:hanging="360"/>
+      </w:pPr>
+    </w:lvl>
+    <w:lvl w:ilvl="3" w:tentative="1">
+      <w:start w:val="1"/>
+      <w:numFmt w:val="decimal"/>
+      <w:lvlText w:val="%4."/>
+      <w:lvlJc w:val="left"/>
+      <w:pPr>
+        <w:tabs>
+          <w:tab w:val="num" w:pos="2880"/>
+        </w:tabs>
+        <w:ind w:left="2880" w:hanging="360"/>
+      </w:pPr>
+    </w:lvl>
+    <w:lvl w:ilvl="4" w:tentative="1">
+      <w:start w:val="1"/>
+      <w:numFmt w:val="decimal"/>
+      <w:lvlText w:val="%5."/>
+      <w:lvlJc w:val="left"/>
+      <w:pPr>
+        <w:tabs>
+          <w:tab w:val="num" w:pos="3600"/>
+        </w:tabs>
+        <w:ind w:left="3600" w:hanging="360"/>
+      </w:pPr>
+    </w:lvl>
+    <w:lvl w:ilvl="5" w:tentative="1">
+      <w:start w:val="1"/>
+      <w:numFmt w:val="decimal"/>
+      <w:lvlText w:val="%6."/>
+      <w:lvlJc w:val="left"/>
+      <w:pPr>
+        <w:tabs>
+          <w:tab w:val="num" w:pos="4320"/>
+        </w:tabs>
+        <w:ind w:left="4320" w:hanging="360"/>
+      </w:pPr>
+    </w:lvl>
+    <w:lvl w:ilvl="6" w:tentative="1">
+      <w:start w:val="1"/>
+      <w:numFmt w:val="decimal"/>
+      <w:lvlText w:val="%7."/>
+      <w:lvlJc w:val="left"/>
+      <w:pPr>
+        <w:tabs>
+          <w:tab w:val="num" w:pos="5040"/>
+        </w:tabs>
+        <w:ind w:left="5040" w:hanging="360"/>
+      </w:pPr>
+    </w:lvl>
+    <w:lvl w:ilvl="7" w:tentative="1">
+      <w:start w:val="1"/>
+      <w:numFmt w:val="decimal"/>
+      <w:lvlText w:val="%8."/>
+      <w:lvlJc w:val="left"/>
+      <w:pPr>
+        <w:tabs>
+          <w:tab w:val="num" w:pos="5760"/>
+        </w:tabs>
+        <w:ind w:left="5760" w:hanging="360"/>
+      </w:pPr>
+    </w:lvl>
+    <w:lvl w:ilvl="8" w:tentative="1">
+      <w:start w:val="1"/>
+      <w:numFmt w:val="decimal"/>
+      <w:lvlText w:val="%9."/>
+      <w:lvlJc w:val="left"/>
+      <w:pPr>
+        <w:tabs>
+          <w:tab w:val="num" w:pos="6480"/>
+        </w:tabs>
+        <w:ind w:left="6480" w:hanging="360"/>
+      </w:pPr>
+    </w:lvl>
+  </w:abstractNum>
+  <w:abstractNum w:abstractNumId="3" w15:restartNumberingAfterBreak="0">
+    <w:nsid w:val="1D4057A3"/>
+    <w:multiLevelType w:val="multilevel"/>
+    <w:tmpl w:val="A2D684E8"/>
+    <w:lvl w:ilvl="0">
+      <w:start w:val="1"/>
+      <w:numFmt w:val="bullet"/>
+      <w:lvlText w:val=""/>
+      <w:lvlJc w:val="left"/>
+      <w:pPr>
+        <w:tabs>
+          <w:tab w:val="num" w:pos="720"/>
+        </w:tabs>
+        <w:ind w:left="720" w:hanging="360"/>
+      </w:pPr>
+      <w:rPr>
+        <w:rFonts w:ascii="Symbol" w:hAnsi="Symbol" w:hint="default"/>
+        <w:sz w:val="20"/>
+      </w:rPr>
+    </w:lvl>
+    <w:lvl w:ilvl="1" w:tentative="1">
+      <w:start w:val="1"/>
+      <w:numFmt w:val="bullet"/>
+      <w:lvlText w:val="o"/>
+      <w:lvlJc w:val="left"/>
+      <w:pPr>
+        <w:tabs>
+          <w:tab w:val="num" w:pos="1440"/>
+        </w:tabs>
+        <w:ind w:left="1440" w:hanging="360"/>
+      </w:pPr>
+      <w:rPr>
+        <w:rFonts w:ascii="Courier New" w:hAnsi="Courier New" w:hint="default"/>
+        <w:sz w:val="20"/>
+      </w:rPr>
+    </w:lvl>
+    <w:lvl w:ilvl="2" w:tentative="1">
+      <w:start w:val="1"/>
+      <w:numFmt w:val="bullet"/>
+      <w:lvlText w:val=""/>
+      <w:lvlJc w:val="left"/>
+      <w:pPr>
+        <w:tabs>
+          <w:tab w:val="num" w:pos="2160"/>
+        </w:tabs>
+        <w:ind w:left="2160" w:hanging="360"/>
+      </w:pPr>
+      <w:rPr>
+        <w:rFonts w:ascii="Wingdings" w:hAnsi="Wingdings" w:hint="default"/>
+        <w:sz w:val="20"/>
+      </w:rPr>
+    </w:lvl>
+    <w:lvl w:ilvl="3" w:tentative="1">
+      <w:start w:val="1"/>
+      <w:numFmt w:val="bullet"/>
+      <w:lvlText w:val=""/>
+      <w:lvlJc w:val="left"/>
+      <w:pPr>
+        <w:tabs>
+          <w:tab w:val="num" w:pos="2880"/>
+        </w:tabs>
+        <w:ind w:left="2880" w:hanging="360"/>
+      </w:pPr>
+      <w:rPr>
+        <w:rFonts w:ascii="Wingdings" w:hAnsi="Wingdings" w:hint="default"/>
+        <w:sz w:val="20"/>
+      </w:rPr>
+    </w:lvl>
+    <w:lvl w:ilvl="4" w:tentative="1">
+      <w:start w:val="1"/>
+      <w:numFmt w:val="bullet"/>
+      <w:lvlText w:val=""/>
+      <w:lvlJc w:val="left"/>
+      <w:pPr>
+        <w:tabs>
+          <w:tab w:val="num" w:pos="3600"/>
+        </w:tabs>
+        <w:ind w:left="3600" w:hanging="360"/>
+      </w:pPr>
+      <w:rPr>
+        <w:rFonts w:ascii="Wingdings" w:hAnsi="Wingdings" w:hint="default"/>
+        <w:sz w:val="20"/>
+      </w:rPr>
+    </w:lvl>
+    <w:lvl w:ilvl="5" w:tentative="1">
+      <w:start w:val="1"/>
+      <w:numFmt w:val="bullet"/>
+      <w:lvlText w:val=""/>
+      <w:lvlJc w:val="left"/>
+      <w:pPr>
+        <w:tabs>
+          <w:tab w:val="num" w:pos="4320"/>
+        </w:tabs>
+        <w:ind w:left="4320" w:hanging="360"/>
+      </w:pPr>
+      <w:rPr>
+        <w:rFonts w:ascii="Wingdings" w:hAnsi="Wingdings" w:hint="default"/>
+        <w:sz w:val="20"/>
+      </w:rPr>
+    </w:lvl>
+    <w:lvl w:ilvl="6" w:tentative="1">
+      <w:start w:val="1"/>
+      <w:numFmt w:val="bullet"/>
+      <w:lvlText w:val=""/>
+      <w:lvlJc w:val="left"/>
+      <w:pPr>
+        <w:tabs>
+          <w:tab w:val="num" w:pos="5040"/>
+        </w:tabs>
+        <w:ind w:left="5040" w:hanging="360"/>
+      </w:pPr>
+      <w:rPr>
+        <w:rFonts w:ascii="Wingdings" w:hAnsi="Wingdings" w:hint="default"/>
+        <w:sz w:val="20"/>
+      </w:rPr>
+    </w:lvl>
+    <w:lvl w:ilvl="7" w:tentative="1">
+      <w:start w:val="1"/>
+      <w:numFmt w:val="bullet"/>
+      <w:lvlText w:val=""/>
+      <w:lvlJc w:val="left"/>
+      <w:pPr>
+        <w:tabs>
+          <w:tab w:val="num" w:pos="5760"/>
+        </w:tabs>
+        <w:ind w:left="5760" w:hanging="360"/>
+      </w:pPr>
+      <w:rPr>
+        <w:rFonts w:ascii="Wingdings" w:hAnsi="Wingdings" w:hint="default"/>
+        <w:sz w:val="20"/>
+      </w:rPr>
+    </w:lvl>
+    <w:lvl w:ilvl="8" w:tentative="1">
+      <w:start w:val="1"/>
+      <w:numFmt w:val="bullet"/>
+      <w:lvlText w:val=""/>
+      <w:lvlJc w:val="left"/>
+      <w:pPr>
+        <w:tabs>
+          <w:tab w:val="num" w:pos="6480"/>
+        </w:tabs>
+        <w:ind w:left="6480" w:hanging="360"/>
+      </w:pPr>
+      <w:rPr>
+        <w:rFonts w:ascii="Wingdings" w:hAnsi="Wingdings" w:hint="default"/>
+        <w:sz w:val="20"/>
+      </w:rPr>
+    </w:lvl>
+  </w:abstractNum>
+  <w:abstractNum w:abstractNumId="4" w15:restartNumberingAfterBreak="0">
+    <w:nsid w:val="33D11AD5"/>
+    <w:multiLevelType w:val="multilevel"/>
+    <w:tmpl w:val="1C043848"/>
+    <w:lvl w:ilvl="0">
+      <w:start w:val="1"/>
+      <w:numFmt w:val="bullet"/>
+      <w:lvlText w:val=""/>
+      <w:lvlJc w:val="left"/>
+      <w:pPr>
+        <w:tabs>
+          <w:tab w:val="num" w:pos="720"/>
+        </w:tabs>
+        <w:ind w:left="720" w:hanging="360"/>
+      </w:pPr>
+      <w:rPr>
+        <w:rFonts w:ascii="Symbol" w:hAnsi="Symbol" w:hint="default"/>
+        <w:sz w:val="20"/>
+      </w:rPr>
+    </w:lvl>
+    <w:lvl w:ilvl="1" w:tentative="1">
+      <w:start w:val="1"/>
+      <w:numFmt w:val="bullet"/>
+      <w:lvlText w:val="o"/>
+      <w:lvlJc w:val="left"/>
+      <w:pPr>
+        <w:tabs>
+          <w:tab w:val="num" w:pos="1440"/>
+        </w:tabs>
+        <w:ind w:left="1440" w:hanging="360"/>
+      </w:pPr>
+      <w:rPr>
+        <w:rFonts w:ascii="Courier New" w:hAnsi="Courier New" w:hint="default"/>
+        <w:sz w:val="20"/>
+      </w:rPr>
+    </w:lvl>
+    <w:lvl w:ilvl="2" w:tentative="1">
+      <w:start w:val="1"/>
+      <w:numFmt w:val="bullet"/>
+      <w:lvlText w:val=""/>
+      <w:lvlJc w:val="left"/>
+      <w:pPr>
+        <w:tabs>
+          <w:tab w:val="num" w:pos="2160"/>
+        </w:tabs>
+        <w:ind w:left="2160" w:hanging="360"/>
+      </w:pPr>
+      <w:rPr>
+        <w:rFonts w:ascii="Wingdings" w:hAnsi="Wingdings" w:hint="default"/>
+        <w:sz w:val="20"/>
+      </w:rPr>
+    </w:lvl>
+    <w:lvl w:ilvl="3" w:tentative="1">
+      <w:start w:val="1"/>
+      <w:numFmt w:val="bullet"/>
+      <w:lvlText w:val=""/>
+      <w:lvlJc w:val="left"/>
+      <w:pPr>
+        <w:tabs>
+          <w:tab w:val="num" w:pos="2880"/>
+        </w:tabs>
+        <w:ind w:left="2880" w:hanging="360"/>
+      </w:pPr>
+      <w:rPr>
+        <w:rFonts w:ascii="Wingdings" w:hAnsi="Wingdings" w:hint="default"/>
+        <w:sz w:val="20"/>
+      </w:rPr>
+    </w:lvl>
+    <w:lvl w:ilvl="4" w:tentative="1">
+      <w:start w:val="1"/>
+      <w:numFmt w:val="bullet"/>
+      <w:lvlText w:val=""/>
+      <w:lvlJc w:val="left"/>
+      <w:pPr>
+        <w:tabs>
+          <w:tab w:val="num" w:pos="3600"/>
+        </w:tabs>
+        <w:ind w:left="3600" w:hanging="360"/>
+      </w:pPr>
+      <w:rPr>
+        <w:rFonts w:ascii="Wingdings" w:hAnsi="Wingdings" w:hint="default"/>
+        <w:sz w:val="20"/>
+      </w:rPr>
+    </w:lvl>
+    <w:lvl w:ilvl="5" w:tentative="1">
+      <w:start w:val="1"/>
+      <w:numFmt w:val="bullet"/>
+      <w:lvlText w:val=""/>
+      <w:lvlJc w:val="left"/>
+      <w:pPr>
+        <w:tabs>
+          <w:tab w:val="num" w:pos="4320"/>
+        </w:tabs>
+        <w:ind w:left="4320" w:hanging="360"/>
+      </w:pPr>
+      <w:rPr>
+        <w:rFonts w:ascii="Wingdings" w:hAnsi="Wingdings" w:hint="default"/>
+        <w:sz w:val="20"/>
+      </w:rPr>
+    </w:lvl>
+    <w:lvl w:ilvl="6" w:tentative="1">
+      <w:start w:val="1"/>
+      <w:numFmt w:val="bullet"/>
+      <w:lvlText w:val=""/>
+      <w:lvlJc w:val="left"/>
+      <w:pPr>
+        <w:tabs>
+          <w:tab w:val="num" w:pos="5040"/>
+        </w:tabs>
+        <w:ind w:left="5040" w:hanging="360"/>
+      </w:pPr>
+      <w:rPr>
+        <w:rFonts w:ascii="Wingdings" w:hAnsi="Wingdings" w:hint="default"/>
+        <w:sz w:val="20"/>
+      </w:rPr>
+    </w:lvl>
+    <w:lvl w:ilvl="7" w:tentative="1">
+      <w:start w:val="1"/>
+      <w:numFmt w:val="bullet"/>
+      <w:lvlText w:val=""/>
+      <w:lvlJc w:val="left"/>
+      <w:pPr>
+        <w:tabs>
+          <w:tab w:val="num" w:pos="5760"/>
+        </w:tabs>
+        <w:ind w:left="5760" w:hanging="360"/>
+      </w:pPr>
+      <w:rPr>
+        <w:rFonts w:ascii="Wingdings" w:hAnsi="Wingdings" w:hint="default"/>
+        <w:sz w:val="20"/>
+      </w:rPr>
+    </w:lvl>
+    <w:lvl w:ilvl="8" w:tentative="1">
+      <w:start w:val="1"/>
+      <w:numFmt w:val="bullet"/>
+      <w:lvlText w:val=""/>
+      <w:lvlJc w:val="left"/>
+      <w:pPr>
+        <w:tabs>
+          <w:tab w:val="num" w:pos="6480"/>
+        </w:tabs>
+        <w:ind w:left="6480" w:hanging="360"/>
+      </w:pPr>
+      <w:rPr>
+        <w:rFonts w:ascii="Wingdings" w:hAnsi="Wingdings" w:hint="default"/>
+        <w:sz w:val="20"/>
+      </w:rPr>
+    </w:lvl>
+  </w:abstractNum>
+  <w:abstractNum w:abstractNumId="5" w15:restartNumberingAfterBreak="0">
+    <w:nsid w:val="4D9A5C74"/>
+    <w:multiLevelType w:val="multilevel"/>
+    <w:tmpl w:val="415A84C0"/>
+    <w:lvl w:ilvl="0">
+      <w:start w:val="1"/>
+      <w:numFmt w:val="bullet"/>
+      <w:lvlText w:val=""/>
+      <w:lvlJc w:val="left"/>
+      <w:pPr>
+        <w:tabs>
+          <w:tab w:val="num" w:pos="720"/>
+        </w:tabs>
+        <w:ind w:left="720" w:hanging="360"/>
+      </w:pPr>
+      <w:rPr>
+        <w:rFonts w:ascii="Symbol" w:hAnsi="Symbol" w:hint="default"/>
+        <w:sz w:val="20"/>
+      </w:rPr>
+    </w:lvl>
+    <w:lvl w:ilvl="1" w:tentative="1">
+      <w:start w:val="1"/>
+      <w:numFmt w:val="bullet"/>
+      <w:lvlText w:val="o"/>
+      <w:lvlJc w:val="left"/>
+      <w:pPr>
+        <w:tabs>
+          <w:tab w:val="num" w:pos="1440"/>
+        </w:tabs>
+        <w:ind w:left="1440" w:hanging="360"/>
+      </w:pPr>
+      <w:rPr>
+        <w:rFonts w:ascii="Courier New" w:hAnsi="Courier New" w:hint="default"/>
+        <w:sz w:val="20"/>
+      </w:rPr>
+    </w:lvl>
+    <w:lvl w:ilvl="2" w:tentative="1">
+      <w:start w:val="1"/>
+      <w:numFmt w:val="bullet"/>
+      <w:lvlText w:val=""/>
+      <w:lvlJc w:val="left"/>
+      <w:pPr>
+        <w:tabs>
+          <w:tab w:val="num" w:pos="2160"/>
+        </w:tabs>
+        <w:ind w:left="2160" w:hanging="360"/>
+      </w:pPr>
+      <w:rPr>
+        <w:rFonts w:ascii="Wingdings" w:hAnsi="Wingdings" w:hint="default"/>
+        <w:sz w:val="20"/>
+      </w:rPr>
+    </w:lvl>
+    <w:lvl w:ilvl="3" w:tentative="1">
+      <w:start w:val="1"/>
+      <w:numFmt w:val="bullet"/>
+      <w:lvlText w:val=""/>
+      <w:lvlJc w:val="left"/>
+      <w:pPr>
+        <w:tabs>
+          <w:tab w:val="num" w:pos="2880"/>
+        </w:tabs>
+        <w:ind w:left="2880" w:hanging="360"/>
+      </w:pPr>
+      <w:rPr>
+        <w:rFonts w:ascii="Wingdings" w:hAnsi="Wingdings" w:hint="default"/>
+        <w:sz w:val="20"/>
+      </w:rPr>
+    </w:lvl>
+    <w:lvl w:ilvl="4" w:tentative="1">
+      <w:start w:val="1"/>
+      <w:numFmt w:val="bullet"/>
+      <w:lvlText w:val=""/>
+      <w:lvlJc w:val="left"/>
+      <w:pPr>
+        <w:tabs>
+          <w:tab w:val="num" w:pos="3600"/>
+        </w:tabs>
+        <w:ind w:left="3600" w:hanging="360"/>
+      </w:pPr>
+      <w:rPr>
+        <w:rFonts w:ascii="Wingdings" w:hAnsi="Wingdings" w:hint="default"/>
+        <w:sz w:val="20"/>
+      </w:rPr>
+    </w:lvl>
+    <w:lvl w:ilvl="5" w:tentative="1">
+      <w:start w:val="1"/>
+      <w:numFmt w:val="bullet"/>
+      <w:lvlText w:val=""/>
+      <w:lvlJc w:val="left"/>
+      <w:pPr>
+        <w:tabs>
+          <w:tab w:val="num" w:pos="4320"/>
+        </w:tabs>
+        <w:ind w:left="4320" w:hanging="360"/>
+      </w:pPr>
+      <w:rPr>
+        <w:rFonts w:ascii="Wingdings" w:hAnsi="Wingdings" w:hint="default"/>
+        <w:sz w:val="20"/>
+      </w:rPr>
+    </w:lvl>
+    <w:lvl w:ilvl="6" w:tentative="1">
+      <w:start w:val="1"/>
+      <w:numFmt w:val="bullet"/>
+      <w:lvlText w:val=""/>
+      <w:lvlJc w:val="left"/>
+      <w:pPr>
+        <w:tabs>
+          <w:tab w:val="num" w:pos="5040"/>
+        </w:tabs>
+        <w:ind w:left="5040" w:hanging="360"/>
+      </w:pPr>
+      <w:rPr>
+        <w:rFonts w:ascii="Wingdings" w:hAnsi="Wingdings" w:hint="default"/>
+        <w:sz w:val="20"/>
+      </w:rPr>
+    </w:lvl>
+    <w:lvl w:ilvl="7" w:tentative="1">
+      <w:start w:val="1"/>
+      <w:numFmt w:val="bullet"/>
+      <w:lvlText w:val=""/>
+      <w:lvlJc w:val="left"/>
+      <w:pPr>
+        <w:tabs>
+          <w:tab w:val="num" w:pos="5760"/>
+        </w:tabs>
+        <w:ind w:left="5760" w:hanging="360"/>
+      </w:pPr>
+      <w:rPr>
+        <w:rFonts w:ascii="Wingdings" w:hAnsi="Wingdings" w:hint="default"/>
+        <w:sz w:val="20"/>
+      </w:rPr>
+    </w:lvl>
+    <w:lvl w:ilvl="8" w:tentative="1">
+      <w:start w:val="1"/>
+      <w:numFmt w:val="bullet"/>
+      <w:lvlText w:val=""/>
+      <w:lvlJc w:val="left"/>
+      <w:pPr>
+        <w:tabs>
+          <w:tab w:val="num" w:pos="6480"/>
+        </w:tabs>
+        <w:ind w:left="6480" w:hanging="360"/>
+      </w:pPr>
+      <w:rPr>
+        <w:rFonts w:ascii="Wingdings" w:hAnsi="Wingdings" w:hint="default"/>
+        <w:sz w:val="20"/>
+      </w:rPr>
+    </w:lvl>
+  </w:abstractNum>
+  <w:abstractNum w:abstractNumId="6" w15:restartNumberingAfterBreak="0">
+    <w:nsid w:val="60F61AD5"/>
+    <w:multiLevelType w:val="multilevel"/>
+    <w:tmpl w:val="11068DB4"/>
+    <w:lvl w:ilvl="0">
+      <w:start w:val="1"/>
+      <w:numFmt w:val="bullet"/>
+      <w:lvlText w:val=""/>
+      <w:lvlJc w:val="left"/>
+      <w:pPr>
+        <w:tabs>
+          <w:tab w:val="num" w:pos="720"/>
+        </w:tabs>
+        <w:ind w:left="720" w:hanging="360"/>
+      </w:pPr>
+      <w:rPr>
+        <w:rFonts w:ascii="Symbol" w:hAnsi="Symbol" w:hint="default"/>
+        <w:sz w:val="20"/>
+      </w:rPr>
+    </w:lvl>
+    <w:lvl w:ilvl="1" w:tentative="1">
+      <w:start w:val="1"/>
+      <w:numFmt w:val="bullet"/>
+      <w:lvlText w:val="o"/>
+      <w:lvlJc w:val="left"/>
+      <w:pPr>
+        <w:tabs>
+          <w:tab w:val="num" w:pos="1440"/>
+        </w:tabs>
+        <w:ind w:left="1440" w:hanging="360"/>
+      </w:pPr>
+      <w:rPr>
+        <w:rFonts w:ascii="Courier New" w:hAnsi="Courier New" w:hint="default"/>
+        <w:sz w:val="20"/>
+      </w:rPr>
+    </w:lvl>
+    <w:lvl w:ilvl="2" w:tentative="1">
+      <w:start w:val="1"/>
+      <w:numFmt w:val="bullet"/>
+      <w:lvlText w:val=""/>
+      <w:lvlJc w:val="left"/>
+      <w:pPr>
+        <w:tabs>
+          <w:tab w:val="num" w:pos="2160"/>
+        </w:tabs>
+        <w:ind w:left="2160" w:hanging="360"/>
+      </w:pPr>
+      <w:rPr>
+        <w:rFonts w:ascii="Wingdings" w:hAnsi="Wingdings" w:hint="default"/>
+        <w:sz w:val="20"/>
+      </w:rPr>
+    </w:lvl>
+    <w:lvl w:ilvl="3" w:tentative="1">
+      <w:start w:val="1"/>
+      <w:numFmt w:val="bullet"/>
+      <w:lvlText w:val=""/>
+      <w:lvlJc w:val="left"/>
+      <w:pPr>
+        <w:tabs>
+          <w:tab w:val="num" w:pos="2880"/>
+        </w:tabs>
+        <w:ind w:left="2880" w:hanging="360"/>
+      </w:pPr>
+      <w:rPr>
+        <w:rFonts w:ascii="Wingdings" w:hAnsi="Wingdings" w:hint="default"/>
+        <w:sz w:val="20"/>
+      </w:rPr>
+    </w:lvl>
+    <w:lvl w:ilvl="4" w:tentative="1">
+      <w:start w:val="1"/>
+      <w:numFmt w:val="bullet"/>
+      <w:lvlText w:val=""/>
+      <w:lvlJc w:val="left"/>
+      <w:pPr>
+        <w:tabs>
+          <w:tab w:val="num" w:pos="3600"/>
+        </w:tabs>
+        <w:ind w:left="3600" w:hanging="360"/>
+      </w:pPr>
+      <w:rPr>
+        <w:rFonts w:ascii="Wingdings" w:hAnsi="Wingdings" w:hint="default"/>
+        <w:sz w:val="20"/>
+      </w:rPr>
+    </w:lvl>
+    <w:lvl w:ilvl="5" w:tentative="1">
+      <w:start w:val="1"/>
+      <w:numFmt w:val="bullet"/>
+      <w:lvlText w:val=""/>
+      <w:lvlJc w:val="left"/>
+      <w:pPr>
+        <w:tabs>
+          <w:tab w:val="num" w:pos="4320"/>
+        </w:tabs>
+        <w:ind w:left="4320" w:hanging="360"/>
+      </w:pPr>
+      <w:rPr>
+        <w:rFonts w:ascii="Wingdings" w:hAnsi="Wingdings" w:hint="default"/>
+        <w:sz w:val="20"/>
+      </w:rPr>
+    </w:lvl>
+    <w:lvl w:ilvl="6" w:tentative="1">
+      <w:start w:val="1"/>
+      <w:numFmt w:val="bullet"/>
+      <w:lvlText w:val=""/>
+      <w:lvlJc w:val="left"/>
+      <w:pPr>
+        <w:tabs>
+          <w:tab w:val="num" w:pos="5040"/>
+        </w:tabs>
+        <w:ind w:left="5040" w:hanging="360"/>
+      </w:pPr>
+      <w:rPr>
+        <w:rFonts w:ascii="Wingdings" w:hAnsi="Wingdings" w:hint="default"/>
+        <w:sz w:val="20"/>
+      </w:rPr>
+    </w:lvl>
+    <w:lvl w:ilvl="7" w:tentative="1">
+      <w:start w:val="1"/>
+      <w:numFmt w:val="bullet"/>
+      <w:lvlText w:val=""/>
+      <w:lvlJc w:val="left"/>
+      <w:pPr>
+        <w:tabs>
+          <w:tab w:val="num" w:pos="5760"/>
+        </w:tabs>
+        <w:ind w:left="5760" w:hanging="360"/>
+      </w:pPr>
+      <w:rPr>
+        <w:rFonts w:ascii="Wingdings" w:hAnsi="Wingdings" w:hint="default"/>
+        <w:sz w:val="20"/>
+      </w:rPr>
+    </w:lvl>
+    <w:lvl w:ilvl="8" w:tentative="1">
+      <w:start w:val="1"/>
+      <w:numFmt w:val="bullet"/>
+      <w:lvlText w:val=""/>
+      <w:lvlJc w:val="left"/>
+      <w:pPr>
+        <w:tabs>
+          <w:tab w:val="num" w:pos="6480"/>
+        </w:tabs>
+        <w:ind w:left="6480" w:hanging="360"/>
+      </w:pPr>
+      <w:rPr>
+        <w:rFonts w:ascii="Wingdings" w:hAnsi="Wingdings" w:hint="default"/>
+        <w:sz w:val="20"/>
+      </w:rPr>
+    </w:lvl>
+  </w:abstractNum>
+  <w:num w:numId="1" w16cid:durableId="1752388581">
+    <w:abstractNumId w:val="2"/>
+  </w:num>
+  <w:num w:numId="2" w16cid:durableId="495540128">
+    <w:abstractNumId w:val="3"/>
+  </w:num>
+  <w:num w:numId="3" w16cid:durableId="1295408987">
+    <w:abstractNumId w:val="6"/>
+  </w:num>
+  <w:num w:numId="4" w16cid:durableId="1839226429">
+    <w:abstractNumId w:val="0"/>
+  </w:num>
+  <w:num w:numId="5" w16cid:durableId="814179028">
+    <w:abstractNumId w:val="1"/>
+  </w:num>
+  <w:num w:numId="6" w16cid:durableId="1125581525">
+    <w:abstractNumId w:val="4"/>
+  </w:num>
+  <w:num w:numId="7" w16cid:durableId="513959820">
+    <w:abstractNumId w:val="5"/>
+  </w:num>
+</w:numbering>
 </file>
 
 <file path=word/styles.xml><?xml version="1.0" encoding="utf-8"?>
@@ -616,7 +6653,6 @@
   <w:style w:type="character" w:default="1" w:styleId="DefaultParagraphFont">
     <w:name w:val="Default Paragraph Font"/>
     <w:uiPriority w:val="1"/>
-    <w:semiHidden/>
     <w:unhideWhenUsed/>
   </w:style>
   <w:style w:type="table" w:default="1" w:styleId="TableNormal">
